--- a/tests/corpus_v2/docs/supply_0010.docx
+++ b/tests/corpus_v2/docs/supply_0010.docx
@@ -21,7 +21,13 @@
         <w:rPr>
           <w:b/>
         </w:rPr>
-        <w:t xml:space="preserve">№ 83/2024-А</w:t>
+        <w:t xml:space="preserve">№ </w:t>
+      </w:r>
+      <w:r>
+        <w:rPr>
+          <w:b/>
+        </w:rPr>
+        <w:t xml:space="preserve">42/2024-А</w:t>
       </w:r>
     </w:p>
     <w:p/>
@@ -33,7 +39,7 @@
         <w:t xml:space="preserve">     </w:t>
       </w:r>
       <w:r>
-        <w:t xml:space="preserve">«23» марта 2024 г.</w:t>
+        <w:t xml:space="preserve">23.03.2024 г.</w:t>
       </w:r>
     </w:p>
     <w:p/>
@@ -72,10 +78,10 @@
         <w:t xml:space="preserve">, именуемая в дальнейшем «Покупатель», действующая на основании свидетельства о государственной регистрации</w:t>
       </w:r>
       <w:r>
-        <w:t xml:space="preserve">, с другой стороны, совместно именуемые «Стороны», заключили настоящий </w:t>
-      </w:r>
-      <w:r>
-        <w:t xml:space="preserve">Договор № 30/2024-С</w:t>
+        <w:t xml:space="preserve">, с другой стороны, совместно именуемые «Стороны», заключили настоящий Договор № </w:t>
+      </w:r>
+      <w:r>
+        <w:t xml:space="preserve">30/2024-С</w:t>
       </w:r>
       <w:r>
         <w:t xml:space="preserve"> (далее — Договор) о нижеследующем:</w:t>
@@ -114,7 +120,7 @@
         <w:t xml:space="preserve">Поставка осуществляется партиями на основании заявок Покупателя; срок отгрузки партии — </w:t>
       </w:r>
       <w:r>
-        <w:t xml:space="preserve">в течение 7 рабочих дней с момента выставления счета</w:t>
+        <w:t xml:space="preserve">не позднее 09.02.2025</w:t>
       </w:r>
       <w:r>
         <w:t xml:space="preserve">.</w:t>
@@ -150,7 +156,10 @@
         <w:t xml:space="preserve">2.1. Общая цена Договора: </w:t>
       </w:r>
       <w:r>
-        <w:t xml:space="preserve">Без НДС</w:t>
+        <w:t xml:space="preserve">не более 554 000,7 (Пятисот пятидесяти четырёх тысяч) рублей</w:t>
+      </w:r>
+      <w:r>
+        <w:t xml:space="preserve">, НДС не облагается, т.к. применяется УСН</w:t>
       </w:r>
       <w:r>
         <w:t xml:space="preserve">.</w:t>
@@ -161,7 +170,7 @@
         <w:t xml:space="preserve">2.2. Налог: </w:t>
       </w:r>
       <w:r>
-        <w:t xml:space="preserve">0,1% за каждый день просрочки</w:t>
+        <w:t xml:space="preserve">1/150 ключевой ставки ЦБ РФ от общей суммы счета</w:t>
       </w:r>
       <w:r>
         <w:t xml:space="preserve">.</w:t>
@@ -172,7 +181,7 @@
         <w:t xml:space="preserve">2.3. Срок оплаты — </w:t>
       </w:r>
       <w:r>
-        <w:t xml:space="preserve">в течение 5 рабочих дней с момента подписания акта</w:t>
+        <w:t xml:space="preserve">в течение 3 (Трёх) рабочих дней с момента заключения контракта</w:t>
       </w:r>
       <w:r>
         <w:t xml:space="preserve">.</w:t>
@@ -192,7 +201,7 @@
         <w:t xml:space="preserve">, артикул </w:t>
       </w:r>
       <w:r>
-        <w:t xml:space="preserve">RM-9713-17</w:t>
+        <w:t xml:space="preserve">RM-1905-71</w:t>
       </w:r>
       <w:r>
         <w:t xml:space="preserve">, код </w:t>
@@ -252,13 +261,10 @@
         <w:t xml:space="preserve">. Цена — </w:t>
       </w:r>
       <w:r>
-        <w:t xml:space="preserve">8 200 000</w:t>
-      </w:r>
-      <w:r>
-        <w:t xml:space="preserve">, а прописью: </w:t>
-      </w:r>
-      <w:r>
-        <w:t xml:space="preserve">восемь двести тысяч рублей</w:t>
+        <w:t xml:space="preserve">920000 рублей</w:t>
+      </w:r>
+      <w:r>
+        <w:t xml:space="preserve">, в том числе НДС</w:t>
       </w:r>
       <w:r>
         <w:t xml:space="preserve">.</w:t>
@@ -278,7 +284,7 @@
         <w:t xml:space="preserve">3.1. Место исполнения обязательств: </w:t>
       </w:r>
       <w:r>
-        <w:t xml:space="preserve">101000, г. Москва, ул. Лесная, д. 59, кв. 140</w:t>
+        <w:t xml:space="preserve">603000, г. Нижний Новгород, ул. Тверская, д. 69, кв. 114</w:t>
       </w:r>
       <w:r>
         <w:t xml:space="preserve">.</w:t>
@@ -295,7 +301,7 @@
         <w:t xml:space="preserve"> по телефону </w:t>
       </w:r>
       <w:r>
-        <w:t xml:space="preserve">+7 (383) 153-78-66</w:t>
+        <w:t xml:space="preserve">+7 (843) 776-48-14</w:t>
       </w:r>
       <w:r>
         <w:t xml:space="preserve">.</w:t>
@@ -306,7 +312,7 @@
         <w:t xml:space="preserve">3.3. Срок исполнения обязательств — </w:t>
       </w:r>
       <w:r>
-        <w:t xml:space="preserve">90 дней с момента заключения контракта</w:t>
+        <w:t xml:space="preserve">в течение 20 календарных дней со дня предъявления требования</w:t>
       </w:r>
       <w:r>
         <w:t xml:space="preserve">.</w:t>
@@ -337,13 +343,19 @@
         <w:t xml:space="preserve">Размер неустойки за нарушение сроков оплаты: </w:t>
       </w:r>
       <w:r>
-        <w:t xml:space="preserve">0,1% от стоимости</w:t>
+        <w:t xml:space="preserve">20 (двадцать) процентов за каждый день просрочки</w:t>
       </w:r>
       <w:r>
         <w:t xml:space="preserve">. Предельный размер ответственности: </w:t>
       </w:r>
       <w:r>
-        <w:t xml:space="preserve">15% годовых</w:t>
+        <w:t xml:space="preserve">1/130 ключевой ставки ЦБ РФ от общей суммы счета</w:t>
+      </w:r>
+      <w:r>
+        <w:t xml:space="preserve">, но не более </w:t>
+      </w:r>
+      <w:r>
+        <w:t xml:space="preserve">5 (пять) процентов от цены Договора</w:t>
       </w:r>
       <w:r>
         <w:t xml:space="preserve">.</w:t>
@@ -365,7 +377,7 @@
         <w:t xml:space="preserve">Сторона, для которой создалась невозможность исполнения, обязана уведомить другую Сторону. Срок уведомления — </w:t>
       </w:r>
       <w:r>
-        <w:t xml:space="preserve">10 рабочих дней с момента поступления денежных средств на расчетный счет</w:t>
+        <w:t xml:space="preserve">не позднее 18.11.2026</w:t>
       </w:r>
       <w:r>
         <w:t xml:space="preserve">.</w:t>
@@ -379,23 +391,73 @@
         <w:t xml:space="preserve">Все споры и разногласия решаются путём переговоров. Претензионный порядок обязателен, срок ответа на претензию — </w:t>
       </w:r>
       <w:r>
-        <w:t xml:space="preserve">7 рабочих дней</w:t>
-      </w:r>
-      <w:r>
-        <w:t xml:space="preserve">.</w:t>
-      </w:r>
-    </w:p>
-    <w:p/>
-    <w:p/>
-    <w:p>
-      <w:r>
-        <w:rPr>
-          <w:b/>
-        </w:rPr>
-        <w:t xml:space="preserve">РЕКВИЗИТЫ И ПОДПИСИ СТОРОН</w:t>
-      </w:r>
-    </w:p>
-    <w:p/>
+        <w:t xml:space="preserve">в течение десяти дней с момента выставления счета</w:t>
+      </w:r>
+      <w:r>
+        <w:t xml:space="preserve">.</w:t>
+      </w:r>
+    </w:p>
+    <w:p/>
+    <w:p/>
+    <w:p/>
+    <w:p>
+      <w:r>
+        <w:rPr>
+          <w:b/>
+        </w:rPr>
+        <w:t xml:space="preserve">9. КОНТРОЛЬНЫЕ ВЕЛИЧИНЫ</w:t>
+      </w:r>
+    </w:p>
+    <w:p>
+      <w:r>
+        <w:t xml:space="preserve">9.1. Контрольная запись: </w:t>
+      </w:r>
+      <w:r>
+        <w:rPr>
+          <w:b/>
+        </w:rPr>
+        <w:t xml:space="preserve">2</w:t>
+      </w:r>
+      <w:r>
+        <w:t xml:space="preserve">0 (двадцать) процентов от цены Договора</w:t>
+      </w:r>
+      <w:r>
+        <w:t xml:space="preserve">.</w:t>
+      </w:r>
+    </w:p>
+    <w:p>
+      <w:r>
+        <w:t xml:space="preserve">9.2. Контрольная запись: </w:t>
+      </w:r>
+      <w:r>
+        <w:rPr>
+          <w:b/>
+        </w:rPr>
+        <w:t xml:space="preserve">в течение 1</w:t>
+      </w:r>
+      <w:r>
+        <w:t xml:space="preserve">2 месяцев со дня предъявления требования</w:t>
+      </w:r>
+      <w:r>
+        <w:t xml:space="preserve">.</w:t>
+      </w:r>
+    </w:p>
+    <w:p>
+      <w:r>
+        <w:t xml:space="preserve">9.3. Контрольная запись: </w:t>
+      </w:r>
+      <w:r>
+        <w:t xml:space="preserve">49Ф-71497/25-870Д</w:t>
+      </w:r>
+      <w:r>
+        <w:t xml:space="preserve">.</w:t>
+      </w:r>
+    </w:p>
+    <w:p>
+      <w:r>
+        <w:t xml:space="preserve">9.4. Контрольная запись (таблица):</w:t>
+      </w:r>
+    </w:p>
     <w:tbl>
       <w:tblPr>
         <w:tblW w:w="9360" w:type="dxa"/>
@@ -419,82 +481,7 @@
           </w:tcPr>
           <w:p>
             <w:r>
-              <w:rPr>
-                <w:b/>
-              </w:rPr>
-              <w:t xml:space="preserve">Поставщик:</w:t>
-            </w:r>
-          </w:p>
-          <w:p>
-            <w:r>
-              <w:t xml:space="preserve">Индивидуальный предприниматель </w:t>
-            </w:r>
-            <w:r>
-              <w:t xml:space="preserve">Иванов Михаил Петрович</w:t>
-            </w:r>
-          </w:p>
-          <w:p>
-            <w:r>
-              <w:t xml:space="preserve">Адрес регистрации: </w:t>
-            </w:r>
-            <w:r>
-              <w:t xml:space="preserve">143400, г. Красногорск, проезд Профсоюзная, д. 6, кв. 143</w:t>
-            </w:r>
-          </w:p>
-          <w:p>
-            <w:r>
-              <w:t xml:space="preserve">ИНН </w:t>
-            </w:r>
-            <w:r>
-              <w:t xml:space="preserve">728334103386</w:t>
-            </w:r>
-            <w:r>
-              <w:t xml:space="preserve"> ОГРНИП </w:t>
-            </w:r>
-            <w:r>
-              <w:t xml:space="preserve">391728195708299</w:t>
-            </w:r>
-          </w:p>
-          <w:p>
-            <w:r>
-              <w:t xml:space="preserve">р/с </w:t>
-            </w:r>
-            <w:r>
-              <w:t xml:space="preserve">40802810852273602774</w:t>
-            </w:r>
-            <w:r>
-              <w:t xml:space="preserve"> в АО «Тинькофф Банк»</w:t>
-            </w:r>
-            <w:r>
-              <w:t xml:space="preserve">, БИК </w:t>
-            </w:r>
-            <w:r>
-              <w:t xml:space="preserve">044525974</w:t>
-            </w:r>
-          </w:p>
-          <w:p>
-            <w:r>
-              <w:t xml:space="preserve">Тел.: </w:t>
-            </w:r>
-            <w:r>
-              <w:t xml:space="preserve">+7 (846) 581-36-98</w:t>
-            </w:r>
-          </w:p>
-          <w:p>
-            <w:r>
-              <w:t xml:space="preserve">E-mail: </w:t>
-            </w:r>
-            <w:r>
-              <w:t xml:space="preserve">ivanov@bk.ru</w:t>
-            </w:r>
-          </w:p>
-          <w:p/>
-          <w:p>
-            <w:r>
-              <w:t xml:space="preserve">ИП ______________ </w:t>
-            </w:r>
-            <w:r>
-              <w:t xml:space="preserve">Иванов М. П.</w:t>
+              <w:t xml:space="preserve">не более 52 0</w:t>
             </w:r>
           </w:p>
         </w:tc>
@@ -504,6 +491,130 @@
           </w:tcPr>
           <w:p>
             <w:r>
+              <w:t xml:space="preserve">00 (Пятидесяти двух тысяч) рублей 0 коп.</w:t>
+            </w:r>
+          </w:p>
+        </w:tc>
+      </w:tr>
+    </w:tbl>
+    <w:p/>
+    <w:p>
+      <w:r>
+        <w:rPr>
+          <w:b/>
+        </w:rPr>
+        <w:t xml:space="preserve">РЕКВИЗИТЫ И ПОДПИСИ СТОРОН</w:t>
+      </w:r>
+    </w:p>
+    <w:p/>
+    <w:tbl>
+      <w:tblPr>
+        <w:tblW w:w="9360" w:type="dxa"/>
+        <w:tblBorders>
+          <w:top w:val="single" w:sz="4" w:color="auto"/>
+          <w:left w:val="single" w:sz="4" w:color="auto"/>
+          <w:bottom w:val="single" w:sz="4" w:color="auto"/>
+          <w:right w:val="single" w:sz="4" w:color="auto"/>
+          <w:insideH w:val="single" w:sz="4" w:color="auto"/>
+          <w:insideV w:val="single" w:sz="4" w:color="auto"/>
+        </w:tblBorders>
+      </w:tblPr>
+      <w:tblGrid>
+        <w:gridCol w:w="4680"/>
+        <w:gridCol w:w="4680"/>
+      </w:tblGrid>
+      <w:tr>
+        <w:tc>
+          <w:tcPr>
+            <w:tcW w:w="4680" w:type="dxa"/>
+          </w:tcPr>
+          <w:p>
+            <w:r>
+              <w:rPr>
+                <w:b/>
+              </w:rPr>
+              <w:t xml:space="preserve">Поставщик:</w:t>
+            </w:r>
+          </w:p>
+          <w:p>
+            <w:r>
+              <w:t xml:space="preserve">Индивидуальный предприниматель </w:t>
+            </w:r>
+            <w:r>
+              <w:t xml:space="preserve">Иванов Михаил Петрович</w:t>
+            </w:r>
+          </w:p>
+          <w:p>
+            <w:r>
+              <w:t xml:space="preserve">Адрес регистрации: </w:t>
+            </w:r>
+            <w:r>
+              <w:t xml:space="preserve">443010, г. Самара, проезд Ленина, д. 68, кв. 34</w:t>
+            </w:r>
+          </w:p>
+          <w:p>
+            <w:r>
+              <w:t xml:space="preserve">ИНН </w:t>
+            </w:r>
+            <w:r>
+              <w:t xml:space="preserve">728334103386</w:t>
+            </w:r>
+            <w:r>
+              <w:t xml:space="preserve"> ОГРНИП </w:t>
+            </w:r>
+            <w:r>
+              <w:t xml:space="preserve">391728195708299</w:t>
+            </w:r>
+          </w:p>
+          <w:p>
+            <w:r>
+              <w:t xml:space="preserve">р/с </w:t>
+            </w:r>
+            <w:r>
+              <w:t xml:space="preserve">40802810852273602774</w:t>
+            </w:r>
+            <w:r>
+              <w:t xml:space="preserve"> в АО «Тинькофф Банк»</w:t>
+            </w:r>
+            <w:r>
+              <w:t xml:space="preserve">, БИК </w:t>
+            </w:r>
+            <w:r>
+              <w:t xml:space="preserve">044525974</w:t>
+            </w:r>
+          </w:p>
+          <w:p>
+            <w:r>
+              <w:t xml:space="preserve">Тел.: </w:t>
+            </w:r>
+            <w:r>
+              <w:t xml:space="preserve">+7 (495) 897-83-21</w:t>
+            </w:r>
+          </w:p>
+          <w:p>
+            <w:r>
+              <w:t xml:space="preserve">E-mail: </w:t>
+            </w:r>
+            <w:r>
+              <w:t xml:space="preserve">ivanov@gmail.com</w:t>
+            </w:r>
+          </w:p>
+          <w:p/>
+          <w:p>
+            <w:r>
+              <w:t xml:space="preserve">ИП ______________ </w:t>
+            </w:r>
+            <w:r>
+              <w:t xml:space="preserve">Иванов М. П.</w:t>
+            </w:r>
+          </w:p>
+        </w:tc>
+        <w:tc>
+          <w:tcPr>
+            <w:tcW w:w="4680" w:type="dxa"/>
+          </w:tcPr>
+          <w:p>
+            <w:r>
               <w:rPr>
                 <w:b/>
               </w:rPr>
@@ -523,7 +634,7 @@
               <w:t xml:space="preserve">Адрес регистрации: </w:t>
             </w:r>
             <w:r>
-              <w:t xml:space="preserve">394000, г. Воронеж, проезд Советская, д. 43, кв. 98</w:t>
+              <w:t xml:space="preserve">143000, г. Одинцово, наб. Кирова, д. 85, кв. 9</w:t>
             </w:r>
           </w:p>
           <w:p>
@@ -562,7 +673,7 @@
               <w:t xml:space="preserve">Тел.: </w:t>
             </w:r>
             <w:r>
-              <w:t xml:space="preserve">+7 (383) 949-71-15</w:t>
+              <w:t xml:space="preserve">+7 (383) 192-64-58</w:t>
             </w:r>
           </w:p>
           <w:p>
@@ -570,7 +681,7 @@
               <w:t xml:space="preserve">E-mail: </w:t>
             </w:r>
             <w:r>
-              <w:t xml:space="preserve">novikova@gmail.com</w:t>
+              <w:t xml:space="preserve">novikova@mail.ru</w:t>
             </w:r>
           </w:p>
           <w:p/>

--- a/tests/corpus_v2/docs/supply_0010.docx
+++ b/tests/corpus_v2/docs/supply_0010.docx
@@ -447,7 +447,13 @@
         <w:t xml:space="preserve">9.3. Контрольная запись: </w:t>
       </w:r>
       <w:r>
-        <w:t xml:space="preserve">49Ф-71497/25-870Д</w:t>
+        <w:rPr>
+          <w:b/>
+        </w:rPr>
+        <w:t xml:space="preserve">49Ф-71</w:t>
+      </w:r>
+      <w:r>
+        <w:t xml:space="preserve">497/25-870Д</w:t>
       </w:r>
       <w:r>
         <w:t xml:space="preserve">.</w:t>

--- a/tests/corpus_v2/docs/supply_0010.docx
+++ b/tests/corpus_v2/docs/supply_0010.docx
@@ -27,51 +27,51 @@
         <w:rPr>
           <w:b/>
         </w:rPr>
-        <w:t xml:space="preserve">42/2024-А</w:t>
-      </w:r>
-    </w:p>
-    <w:p/>
-    <w:p>
-      <w:r>
-        <w:t xml:space="preserve">г. Тверь</w:t>
+        <w:t xml:space="preserve">42Ф-99566/24-907Д</w:t>
+      </w:r>
+    </w:p>
+    <w:p/>
+    <w:p>
+      <w:r>
+        <w:t xml:space="preserve">г. Сергиев Посад</w:t>
       </w:r>
       <w:r>
         <w:t xml:space="preserve">     </w:t>
       </w:r>
       <w:r>
-        <w:t xml:space="preserve">23.03.2024 г.</w:t>
-      </w:r>
-    </w:p>
-    <w:p/>
-    <w:p>
+        <w:t xml:space="preserve">05.03.2025 г.</w:t>
+      </w:r>
+    </w:p>
+    <w:p/>
+    <w:p>
+      <w:r>
+        <w:t xml:space="preserve">Индивидуальный предприниматель </w:t>
+      </w:r>
+      <w:r>
+        <w:t xml:space="preserve">Иванов М. П.</w:t>
+      </w:r>
+      <w:r>
+        <w:t xml:space="preserve">, ИНН </w:t>
+      </w:r>
+      <w:r>
+        <w:t xml:space="preserve">728334103386</w:t>
+      </w:r>
+      <w:r>
+        <w:t xml:space="preserve">, именуемый в дальнейшем «Поставщик», действующий на основании свидетельства о государственной регистрации</w:t>
+      </w:r>
+      <w:r>
+        <w:t xml:space="preserve">, с одной стороны, и </w:t>
+      </w:r>
       <w:r>
         <w:t xml:space="preserve">ИП </w:t>
       </w:r>
       <w:r>
-        <w:t xml:space="preserve">Иванов Михаил Петрович</w:t>
+        <w:t xml:space="preserve">Новикова Ольга Андреевна</w:t>
       </w:r>
       <w:r>
         <w:t xml:space="preserve">, ИНН </w:t>
       </w:r>
       <w:r>
-        <w:t xml:space="preserve">728334103386</w:t>
-      </w:r>
-      <w:r>
-        <w:t xml:space="preserve">, именуемый в дальнейшем «Поставщик», действующий на основании свидетельства о государственной регистрации</w:t>
-      </w:r>
-      <w:r>
-        <w:t xml:space="preserve">, с одной стороны, и </w:t>
-      </w:r>
-      <w:r>
-        <w:t xml:space="preserve">ИП </w:t>
-      </w:r>
-      <w:r>
-        <w:t xml:space="preserve">Новикова О. А.</w:t>
-      </w:r>
-      <w:r>
-        <w:t xml:space="preserve">, ИНН </w:t>
-      </w:r>
-      <w:r>
         <w:t xml:space="preserve">550784532225</w:t>
       </w:r>
       <w:r>
@@ -81,7 +81,7 @@
         <w:t xml:space="preserve">, с другой стороны, совместно именуемые «Стороны», заключили настоящий Договор № </w:t>
       </w:r>
       <w:r>
-        <w:t xml:space="preserve">30/2024-С</w:t>
+        <w:t xml:space="preserve">88898/967-сс</w:t>
       </w:r>
       <w:r>
         <w:t xml:space="preserve"> (далее — Договор) о нижеследующем:</w:t>
@@ -120,7 +120,7 @@
         <w:t xml:space="preserve">Поставка осуществляется партиями на основании заявок Покупателя; срок отгрузки партии — </w:t>
       </w:r>
       <w:r>
-        <w:t xml:space="preserve">не позднее 09.02.2025</w:t>
+        <w:t xml:space="preserve">не позднее 13.04.2025</w:t>
       </w:r>
       <w:r>
         <w:t xml:space="preserve">.</w:t>
@@ -156,7 +156,7 @@
         <w:t xml:space="preserve">2.1. Общая цена Договора: </w:t>
       </w:r>
       <w:r>
-        <w:t xml:space="preserve">не более 554 000,7 (Пятисот пятидесяти четырёх тысяч) рублей</w:t>
+        <w:t xml:space="preserve">не более 2 810 000,4 (Двух миллионов восьмисот десяти тысяч) рублей</w:t>
       </w:r>
       <w:r>
         <w:t xml:space="preserve">, НДС не облагается, т.к. применяется УСН</w:t>
@@ -181,7 +181,7 @@
         <w:t xml:space="preserve">2.3. Срок оплаты — </w:t>
       </w:r>
       <w:r>
-        <w:t xml:space="preserve">в течение 3 (Трёх) рабочих дней с момента заключения контракта</w:t>
+        <w:t xml:space="preserve">в течение 5 (Пяти) рабочих дней с момента заключения контракта</w:t>
       </w:r>
       <w:r>
         <w:t xml:space="preserve">.</w:t>
@@ -201,7 +201,7 @@
         <w:t xml:space="preserve">, артикул </w:t>
       </w:r>
       <w:r>
-        <w:t xml:space="preserve">RM-1905-71</w:t>
+        <w:t xml:space="preserve">RM-3134-78</w:t>
       </w:r>
       <w:r>
         <w:t xml:space="preserve">, код </w:t>
@@ -261,7 +261,7 @@
         <w:t xml:space="preserve">. Цена — </w:t>
       </w:r>
       <w:r>
-        <w:t xml:space="preserve">920000 рублей</w:t>
+        <w:t xml:space="preserve">957000 рублей</w:t>
       </w:r>
       <w:r>
         <w:t xml:space="preserve">, в том числе НДС</w:t>
@@ -284,7 +284,7 @@
         <w:t xml:space="preserve">3.1. Место исполнения обязательств: </w:t>
       </w:r>
       <w:r>
-        <w:t xml:space="preserve">603000, г. Нижний Новгород, ул. Тверская, д. 69, кв. 114</w:t>
+        <w:t xml:space="preserve">344002, г. Ростов-на-Дону, ул. Советская, д. 62, кв. 21</w:t>
       </w:r>
       <w:r>
         <w:t xml:space="preserve">.</w:t>
@@ -301,7 +301,7 @@
         <w:t xml:space="preserve"> по телефону </w:t>
       </w:r>
       <w:r>
-        <w:t xml:space="preserve">+7 (843) 776-48-14</w:t>
+        <w:t xml:space="preserve">+7 (843) 657-79-16</w:t>
       </w:r>
       <w:r>
         <w:t xml:space="preserve">.</w:t>
@@ -312,7 +312,7 @@
         <w:t xml:space="preserve">3.3. Срок исполнения обязательств — </w:t>
       </w:r>
       <w:r>
-        <w:t xml:space="preserve">в течение 20 календарных дней со дня предъявления требования</w:t>
+        <w:t xml:space="preserve">в течение 60 календарных дней со дня предъявления требования</w:t>
       </w:r>
       <w:r>
         <w:t xml:space="preserve">.</w:t>
@@ -343,7 +343,7 @@
         <w:t xml:space="preserve">Размер неустойки за нарушение сроков оплаты: </w:t>
       </w:r>
       <w:r>
-        <w:t xml:space="preserve">20 (двадцать) процентов за каждый день просрочки</w:t>
+        <w:t xml:space="preserve">15 (пятнадцать) процентов за каждый день просрочки</w:t>
       </w:r>
       <w:r>
         <w:t xml:space="preserve">. Предельный размер ответственности: </w:t>
@@ -355,7 +355,7 @@
         <w:t xml:space="preserve">, но не более </w:t>
       </w:r>
       <w:r>
-        <w:t xml:space="preserve">5 (пять) процентов от цены Договора</w:t>
+        <w:t xml:space="preserve">15 (пятнадцать) процентов от цены Договора</w:t>
       </w:r>
       <w:r>
         <w:t xml:space="preserve">.</w:t>
@@ -377,7 +377,7 @@
         <w:t xml:space="preserve">Сторона, для которой создалась невозможность исполнения, обязана уведомить другую Сторону. Срок уведомления — </w:t>
       </w:r>
       <w:r>
-        <w:t xml:space="preserve">не позднее 18.11.2026</w:t>
+        <w:t xml:space="preserve">не позднее 22.05.2025</w:t>
       </w:r>
       <w:r>
         <w:t xml:space="preserve">.</w:t>
@@ -391,7 +391,7 @@
         <w:t xml:space="preserve">Все споры и разногласия решаются путём переговоров. Претензионный порядок обязателен, срок ответа на претензию — </w:t>
       </w:r>
       <w:r>
-        <w:t xml:space="preserve">в течение десяти дней с момента выставления счета</w:t>
+        <w:t xml:space="preserve">в течение двадцати дней с момента выставления счета</w:t>
       </w:r>
       <w:r>
         <w:t xml:space="preserve">.</w:t>
@@ -433,10 +433,10 @@
         <w:rPr>
           <w:b/>
         </w:rPr>
-        <w:t xml:space="preserve">в течение 1</w:t>
-      </w:r>
-      <w:r>
-        <w:t xml:space="preserve">2 месяцев со дня предъявления требования</w:t>
+        <w:t xml:space="preserve">в течение 2</w:t>
+      </w:r>
+      <w:r>
+        <w:t xml:space="preserve">4 месяцев со дня предъявления требования</w:t>
       </w:r>
       <w:r>
         <w:t xml:space="preserve">.</w:t>
@@ -450,10 +450,10 @@
         <w:rPr>
           <w:b/>
         </w:rPr>
-        <w:t xml:space="preserve">49Ф-71</w:t>
-      </w:r>
-      <w:r>
-        <w:t xml:space="preserve">497/25-870Д</w:t>
+        <w:t xml:space="preserve">4/1</w:t>
+      </w:r>
+      <w:r>
+        <w:t xml:space="preserve">1</w:t>
       </w:r>
       <w:r>
         <w:t xml:space="preserve">.</w:t>
@@ -487,7 +487,7 @@
           </w:tcPr>
           <w:p>
             <w:r>
-              <w:t xml:space="preserve">не более 52 0</w:t>
+              <w:t xml:space="preserve">не более 9 5</w:t>
             </w:r>
           </w:p>
         </w:tc>
@@ -497,7 +497,7 @@
           </w:tcPr>
           <w:p>
             <w:r>
-              <w:t xml:space="preserve">00 (Пятидесяти двух тысяч) рублей 0 коп.</w:t>
+              <w:t xml:space="preserve">00 000 (Девяти миллионов пятисот тысяч) рублей 0 коп.</w:t>
             </w:r>
           </w:p>
         </w:tc>
@@ -555,7 +555,7 @@
               <w:t xml:space="preserve">Адрес регистрации: </w:t>
             </w:r>
             <w:r>
-              <w:t xml:space="preserve">443010, г. Самара, проезд Ленина, д. 68, кв. 34</w:t>
+              <w:t xml:space="preserve">143000, г. Одинцово, проезд Тверская, д. 62, кв. 11</w:t>
             </w:r>
           </w:p>
           <w:p>
@@ -594,7 +594,7 @@
               <w:t xml:space="preserve">Тел.: </w:t>
             </w:r>
             <w:r>
-              <w:t xml:space="preserve">+7 (495) 897-83-21</w:t>
+              <w:t xml:space="preserve">+7 (499) 336-87-11</w:t>
             </w:r>
           </w:p>
           <w:p>
@@ -602,7 +602,7 @@
               <w:t xml:space="preserve">E-mail: </w:t>
             </w:r>
             <w:r>
-              <w:t xml:space="preserve">ivanov@gmail.com</w:t>
+              <w:t xml:space="preserve">ivanov@bk.ru</w:t>
             </w:r>
           </w:p>
           <w:p/>
@@ -640,7 +640,7 @@
               <w:t xml:space="preserve">Адрес регистрации: </w:t>
             </w:r>
             <w:r>
-              <w:t xml:space="preserve">143000, г. Одинцово, наб. Кирова, д. 85, кв. 9</w:t>
+              <w:t xml:space="preserve">170100, г. Тверь, проезд Баумана, д. 74, кв. 24</w:t>
             </w:r>
           </w:p>
           <w:p>
@@ -679,7 +679,7 @@
               <w:t xml:space="preserve">Тел.: </w:t>
             </w:r>
             <w:r>
-              <w:t xml:space="preserve">+7 (383) 192-64-58</w:t>
+              <w:t xml:space="preserve">+7 (499) 963-39-90</w:t>
             </w:r>
           </w:p>
           <w:p>
@@ -687,7 +687,7 @@
               <w:t xml:space="preserve">E-mail: </w:t>
             </w:r>
             <w:r>
-              <w:t xml:space="preserve">novikova@mail.ru</w:t>
+              <w:t xml:space="preserve">novikova@romashka.ru</w:t>
             </w:r>
           </w:p>
           <w:p/>

--- a/tests/corpus_v2/docs/supply_0010.docx
+++ b/tests/corpus_v2/docs/supply_0010.docx
@@ -258,10 +258,16 @@
         <w:t xml:space="preserve">МКАС при ТПП РФ</w:t>
       </w:r>
       <w:r>
+        <w:t xml:space="preserve">. Товар отгружается с сопроводительным документом паспорт качества № </w:t>
+      </w:r>
+      <w:r>
+        <w:t xml:space="preserve">08 16 059586</w:t>
+      </w:r>
+      <w:r>
         <w:t xml:space="preserve">. Цена — </w:t>
       </w:r>
       <w:r>
-        <w:t xml:space="preserve">957000 рублей</w:t>
+        <w:t xml:space="preserve">660000 рублей</w:t>
       </w:r>
       <w:r>
         <w:t xml:space="preserve">, в том числе НДС</w:t>
@@ -284,7 +290,7 @@
         <w:t xml:space="preserve">3.1. Место исполнения обязательств: </w:t>
       </w:r>
       <w:r>
-        <w:t xml:space="preserve">344002, г. Ростов-на-Дону, ул. Советская, д. 62, кв. 21</w:t>
+        <w:t xml:space="preserve">190000, г. Санкт-Петербург, ш. Космонавтов, д. 70, кв. 14</w:t>
       </w:r>
       <w:r>
         <w:t xml:space="preserve">.</w:t>
@@ -301,7 +307,7 @@
         <w:t xml:space="preserve"> по телефону </w:t>
       </w:r>
       <w:r>
-        <w:t xml:space="preserve">+7 (843) 657-79-16</w:t>
+        <w:t xml:space="preserve">+7 (383) 555-73-94</w:t>
       </w:r>
       <w:r>
         <w:t xml:space="preserve">.</w:t>
@@ -312,7 +318,7 @@
         <w:t xml:space="preserve">3.3. Срок исполнения обязательств — </w:t>
       </w:r>
       <w:r>
-        <w:t xml:space="preserve">в течение 60 календарных дней со дня предъявления требования</w:t>
+        <w:t xml:space="preserve">в течение 14 календарных дней со дня предъявления требования</w:t>
       </w:r>
       <w:r>
         <w:t xml:space="preserve">.</w:t>
@@ -343,7 +349,7 @@
         <w:t xml:space="preserve">Размер неустойки за нарушение сроков оплаты: </w:t>
       </w:r>
       <w:r>
-        <w:t xml:space="preserve">15 (пятнадцать) процентов за каждый день просрочки</w:t>
+        <w:t xml:space="preserve">5 (пять) процентов за каждый день просрочки</w:t>
       </w:r>
       <w:r>
         <w:t xml:space="preserve">. Предельный размер ответственности: </w:t>
@@ -355,7 +361,7 @@
         <w:t xml:space="preserve">, но не более </w:t>
       </w:r>
       <w:r>
-        <w:t xml:space="preserve">15 (пятнадцать) процентов от цены Договора</w:t>
+        <w:t xml:space="preserve">10 (десять) процентов от цены Договора</w:t>
       </w:r>
       <w:r>
         <w:t xml:space="preserve">.</w:t>
@@ -377,7 +383,7 @@
         <w:t xml:space="preserve">Сторона, для которой создалась невозможность исполнения, обязана уведомить другую Сторону. Срок уведомления — </w:t>
       </w:r>
       <w:r>
-        <w:t xml:space="preserve">не позднее 22.05.2025</w:t>
+        <w:t xml:space="preserve">не позднее 26.12.2025</w:t>
       </w:r>
       <w:r>
         <w:t xml:space="preserve">.</w:t>
@@ -391,7 +397,7 @@
         <w:t xml:space="preserve">Все споры и разногласия решаются путём переговоров. Претензионный порядок обязателен, срок ответа на претензию — </w:t>
       </w:r>
       <w:r>
-        <w:t xml:space="preserve">в течение двадцати дней с момента выставления счета</w:t>
+        <w:t xml:space="preserve">в течение шестидесяти дней с момента выставления счета</w:t>
       </w:r>
       <w:r>
         <w:t xml:space="preserve">.</w:t>
@@ -416,10 +422,10 @@
         <w:rPr>
           <w:b/>
         </w:rPr>
-        <w:t xml:space="preserve">2</w:t>
-      </w:r>
-      <w:r>
-        <w:t xml:space="preserve">0 (двадцать) процентов от цены Договора</w:t>
+        <w:t xml:space="preserve">1</w:t>
+      </w:r>
+      <w:r>
+        <w:t xml:space="preserve">5 (пятнадцать) процентов от цены Договора</w:t>
       </w:r>
       <w:r>
         <w:t xml:space="preserve">.</w:t>
@@ -433,10 +439,10 @@
         <w:rPr>
           <w:b/>
         </w:rPr>
-        <w:t xml:space="preserve">в течение 2</w:t>
-      </w:r>
-      <w:r>
-        <w:t xml:space="preserve">4 месяцев со дня предъявления требования</w:t>
+        <w:t xml:space="preserve">в течение 3</w:t>
+      </w:r>
+      <w:r>
+        <w:t xml:space="preserve">0 (Тридцати) банковских дней с момента выставления счета</w:t>
       </w:r>
       <w:r>
         <w:t xml:space="preserve">.</w:t>
@@ -450,10 +456,10 @@
         <w:rPr>
           <w:b/>
         </w:rPr>
-        <w:t xml:space="preserve">4/1</w:t>
-      </w:r>
-      <w:r>
-        <w:t xml:space="preserve">1</w:t>
+        <w:t xml:space="preserve">9/2</w:t>
+      </w:r>
+      <w:r>
+        <w:t xml:space="preserve">5</w:t>
       </w:r>
       <w:r>
         <w:t xml:space="preserve">.</w:t>
@@ -487,7 +493,7 @@
           </w:tcPr>
           <w:p>
             <w:r>
-              <w:t xml:space="preserve">не более 9 5</w:t>
+              <w:t xml:space="preserve">не более 8</w:t>
             </w:r>
           </w:p>
         </w:tc>
@@ -497,7 +503,7 @@
           </w:tcPr>
           <w:p>
             <w:r>
-              <w:t xml:space="preserve">00 000 (Девяти миллионов пятисот тысяч) рублей 0 коп.</w:t>
+              <w:t xml:space="preserve">79 000 (Восьмисот семидесяти девяти тысяч) рублей 0 коп.</w:t>
             </w:r>
           </w:p>
         </w:tc>
@@ -555,7 +561,7 @@
               <w:t xml:space="preserve">Адрес регистрации: </w:t>
             </w:r>
             <w:r>
-              <w:t xml:space="preserve">143000, г. Одинцово, проезд Тверская, д. 62, кв. 11</w:t>
+              <w:t xml:space="preserve">420111, г. Казань, ул. Кутузовский, д. 68, кв. 34</w:t>
             </w:r>
           </w:p>
           <w:p>
@@ -594,7 +600,7 @@
               <w:t xml:space="preserve">Тел.: </w:t>
             </w:r>
             <w:r>
-              <w:t xml:space="preserve">+7 (499) 336-87-11</w:t>
+              <w:t xml:space="preserve">+7 (495) 897-83-21</w:t>
             </w:r>
           </w:p>
           <w:p>
@@ -602,7 +608,7 @@
               <w:t xml:space="preserve">E-mail: </w:t>
             </w:r>
             <w:r>
-              <w:t xml:space="preserve">ivanov@bk.ru</w:t>
+              <w:t xml:space="preserve">ivanov@gmail.com</w:t>
             </w:r>
           </w:p>
           <w:p/>
@@ -640,7 +646,7 @@
               <w:t xml:space="preserve">Адрес регистрации: </w:t>
             </w:r>
             <w:r>
-              <w:t xml:space="preserve">170100, г. Тверь, проезд Баумана, д. 74, кв. 24</w:t>
+              <w:t xml:space="preserve">143000, г. Одинцово, наб. Кирова, д. 85, кв. 9</w:t>
             </w:r>
           </w:p>
           <w:p>
@@ -679,7 +685,7 @@
               <w:t xml:space="preserve">Тел.: </w:t>
             </w:r>
             <w:r>
-              <w:t xml:space="preserve">+7 (499) 963-39-90</w:t>
+              <w:t xml:space="preserve">+7 (383) 192-64-58</w:t>
             </w:r>
           </w:p>
           <w:p>
@@ -687,7 +693,7 @@
               <w:t xml:space="preserve">E-mail: </w:t>
             </w:r>
             <w:r>
-              <w:t xml:space="preserve">novikova@romashka.ru</w:t>
+              <w:t xml:space="preserve">novikova@mail.ru</w:t>
             </w:r>
           </w:p>
           <w:p/>

--- a/tests/corpus_v2/docs/supply_0010.docx
+++ b/tests/corpus_v2/docs/supply_0010.docx
@@ -264,10 +264,46 @@
         <w:t xml:space="preserve">08 16 059586</w:t>
       </w:r>
       <w:r>
+        <w:t xml:space="preserve">. К партии приложен паспорт изделия № </w:t>
+      </w:r>
+      <w:r>
+        <w:t xml:space="preserve">08 16 084315</w:t>
+      </w:r>
+      <w:r>
+        <w:t xml:space="preserve">. Оборудование поставляется с паспортом транспортного средства № </w:t>
+      </w:r>
+      <w:r>
+        <w:t xml:space="preserve">59 18 566044</w:t>
+      </w:r>
+      <w:r>
+        <w:t xml:space="preserve">. Приёмка производится согласно техническому паспорту </w:t>
+      </w:r>
+      <w:r>
+        <w:t xml:space="preserve">07 18 465953</w:t>
+      </w:r>
+      <w:r>
+        <w:t xml:space="preserve">. СНИЛС не указан, номер заказа </w:t>
+      </w:r>
+      <w:r>
+        <w:t xml:space="preserve">847-507-677 38</w:t>
+      </w:r>
+      <w:r>
+        <w:t xml:space="preserve">. Дата рождения не проставлена, документ выдан </w:t>
+      </w:r>
+      <w:r>
+        <w:t xml:space="preserve">02.12.2020</w:t>
+      </w:r>
+      <w:r>
+        <w:t xml:space="preserve">. Код подразделения, см. артикул </w:t>
+      </w:r>
+      <w:r>
+        <w:t xml:space="preserve">823-709</w:t>
+      </w:r>
+      <w:r>
         <w:t xml:space="preserve">. Цена — </w:t>
       </w:r>
       <w:r>
-        <w:t xml:space="preserve">660000 рублей</w:t>
+        <w:t xml:space="preserve">592000 рублей</w:t>
       </w:r>
       <w:r>
         <w:t xml:space="preserve">, в том числе НДС</w:t>
@@ -290,7 +326,7 @@
         <w:t xml:space="preserve">3.1. Место исполнения обязательств: </w:t>
       </w:r>
       <w:r>
-        <w:t xml:space="preserve">190000, г. Санкт-Петербург, ш. Космонавтов, д. 70, кв. 14</w:t>
+        <w:t xml:space="preserve">141300, г. Сергиев Посад, наб. Тверская, д. 61, кв. 54</w:t>
       </w:r>
       <w:r>
         <w:t xml:space="preserve">.</w:t>
@@ -307,7 +343,7 @@
         <w:t xml:space="preserve"> по телефону </w:t>
       </w:r>
       <w:r>
-        <w:t xml:space="preserve">+7 (383) 555-73-94</w:t>
+        <w:t xml:space="preserve">+7 (846) 755-88-75</w:t>
       </w:r>
       <w:r>
         <w:t xml:space="preserve">.</w:t>
@@ -318,7 +354,7 @@
         <w:t xml:space="preserve">3.3. Срок исполнения обязательств — </w:t>
       </w:r>
       <w:r>
-        <w:t xml:space="preserve">в течение 14 календарных дней со дня предъявления требования</w:t>
+        <w:t xml:space="preserve">в течение 3 календарных дней со дня предъявления требования</w:t>
       </w:r>
       <w:r>
         <w:t xml:space="preserve">.</w:t>
@@ -349,7 +385,7 @@
         <w:t xml:space="preserve">Размер неустойки за нарушение сроков оплаты: </w:t>
       </w:r>
       <w:r>
-        <w:t xml:space="preserve">5 (пять) процентов за каждый день просрочки</w:t>
+        <w:t xml:space="preserve">10 (десять) процентов за каждый день просрочки</w:t>
       </w:r>
       <w:r>
         <w:t xml:space="preserve">. Предельный размер ответственности: </w:t>
@@ -361,7 +397,7 @@
         <w:t xml:space="preserve">, но не более </w:t>
       </w:r>
       <w:r>
-        <w:t xml:space="preserve">10 (десять) процентов от цены Договора</w:t>
+        <w:t xml:space="preserve">15 (пятнадцать) процентов от цены Договора</w:t>
       </w:r>
       <w:r>
         <w:t xml:space="preserve">.</w:t>
@@ -383,7 +419,7 @@
         <w:t xml:space="preserve">Сторона, для которой создалась невозможность исполнения, обязана уведомить другую Сторону. Срок уведомления — </w:t>
       </w:r>
       <w:r>
-        <w:t xml:space="preserve">не позднее 26.12.2025</w:t>
+        <w:t xml:space="preserve">не позднее 28.09.2026</w:t>
       </w:r>
       <w:r>
         <w:t xml:space="preserve">.</w:t>
@@ -397,7 +433,7 @@
         <w:t xml:space="preserve">Все споры и разногласия решаются путём переговоров. Претензионный порядок обязателен, срок ответа на претензию — </w:t>
       </w:r>
       <w:r>
-        <w:t xml:space="preserve">в течение шестидесяти дней с момента выставления счета</w:t>
+        <w:t xml:space="preserve">в течение трех дней с момента выставления счета</w:t>
       </w:r>
       <w:r>
         <w:t xml:space="preserve">.</w:t>
@@ -422,10 +458,10 @@
         <w:rPr>
           <w:b/>
         </w:rPr>
-        <w:t xml:space="preserve">1</w:t>
-      </w:r>
-      <w:r>
-        <w:t xml:space="preserve">5 (пятнадцать) процентов от цены Договора</w:t>
+        <w:t xml:space="preserve">1/1</w:t>
+      </w:r>
+      <w:r>
+        <w:t xml:space="preserve">30 ключевой ставки ЦБ РФ годовых</w:t>
       </w:r>
       <w:r>
         <w:t xml:space="preserve">.</w:t>
@@ -442,7 +478,7 @@
         <w:t xml:space="preserve">в течение 3</w:t>
       </w:r>
       <w:r>
-        <w:t xml:space="preserve">0 (Тридцати) банковских дней с момента выставления счета</w:t>
+        <w:t xml:space="preserve">6 месяцев со дня предъявления требования</w:t>
       </w:r>
       <w:r>
         <w:t xml:space="preserve">.</w:t>
@@ -456,10 +492,10 @@
         <w:rPr>
           <w:b/>
         </w:rPr>
-        <w:t xml:space="preserve">9/2</w:t>
-      </w:r>
-      <w:r>
-        <w:t xml:space="preserve">5</w:t>
+        <w:t xml:space="preserve">3/1</w:t>
+      </w:r>
+      <w:r>
+        <w:t xml:space="preserve">2</w:t>
       </w:r>
       <w:r>
         <w:t xml:space="preserve">.</w:t>
@@ -493,7 +529,7 @@
           </w:tcPr>
           <w:p>
             <w:r>
-              <w:t xml:space="preserve">не более 8</w:t>
+              <w:t xml:space="preserve">не более 80 7</w:t>
             </w:r>
           </w:p>
         </w:tc>
@@ -503,7 +539,7 @@
           </w:tcPr>
           <w:p>
             <w:r>
-              <w:t xml:space="preserve">79 000 (Восьмисот семидесяти девяти тысяч) рублей 0 коп.</w:t>
+              <w:t xml:space="preserve">00 000 (Восьмидесяти миллионов семисот тысяч) рублей 5 коп.</w:t>
             </w:r>
           </w:p>
         </w:tc>
@@ -561,7 +597,7 @@
               <w:t xml:space="preserve">Адрес регистрации: </w:t>
             </w:r>
             <w:r>
-              <w:t xml:space="preserve">420111, г. Казань, ул. Кутузовский, д. 68, кв. 34</w:t>
+              <w:t xml:space="preserve">141300, г. Сергиев Посад, проезд Баумана, д. 29, кв. 60</w:t>
             </w:r>
           </w:p>
           <w:p>
@@ -600,7 +636,7 @@
               <w:t xml:space="preserve">Тел.: </w:t>
             </w:r>
             <w:r>
-              <w:t xml:space="preserve">+7 (495) 897-83-21</w:t>
+              <w:t xml:space="preserve">+7 (846) 776-14-74</w:t>
             </w:r>
           </w:p>
           <w:p>
@@ -608,7 +644,7 @@
               <w:t xml:space="preserve">E-mail: </w:t>
             </w:r>
             <w:r>
-              <w:t xml:space="preserve">ivanov@gmail.com</w:t>
+              <w:t xml:space="preserve">ivanov@mail.ru</w:t>
             </w:r>
           </w:p>
           <w:p/>
@@ -646,7 +682,7 @@
               <w:t xml:space="preserve">Адрес регистрации: </w:t>
             </w:r>
             <w:r>
-              <w:t xml:space="preserve">143000, г. Одинцово, наб. Кирова, д. 85, кв. 9</w:t>
+              <w:t xml:space="preserve">620014, г. Екатеринбург, ул. Промышленная, д. 16, кв. 153</w:t>
             </w:r>
           </w:p>
           <w:p>
@@ -685,7 +721,7 @@
               <w:t xml:space="preserve">Тел.: </w:t>
             </w:r>
             <w:r>
-              <w:t xml:space="preserve">+7 (383) 192-64-58</w:t>
+              <w:t xml:space="preserve">+7 (495) 242-67-81</w:t>
             </w:r>
           </w:p>
           <w:p>
@@ -693,7 +729,7 @@
               <w:t xml:space="preserve">E-mail: </w:t>
             </w:r>
             <w:r>
-              <w:t xml:space="preserve">novikova@mail.ru</w:t>
+              <w:t xml:space="preserve">novikova@gmail.com</w:t>
             </w:r>
           </w:p>
           <w:p/>

--- a/tests/corpus_v2/docs/supply_0010.docx
+++ b/tests/corpus_v2/docs/supply_0010.docx
@@ -312,198 +312,118 @@
         <w:t xml:space="preserve">.</w:t>
       </w:r>
     </w:p>
-    <w:p/>
-    <w:p>
-      <w:r>
-        <w:rPr>
-          <w:b/>
-        </w:rPr>
-        <w:t xml:space="preserve">3. МЕСТО И СРОКИ ИСПОЛНЕНИЯ</w:t>
-      </w:r>
-    </w:p>
-    <w:p>
-      <w:r>
-        <w:t xml:space="preserve">3.1. Место исполнения обязательств: </w:t>
-      </w:r>
-      <w:r>
-        <w:t xml:space="preserve">141300, г. Сергиев Посад, наб. Тверская, д. 61, кв. 54</w:t>
-      </w:r>
-      <w:r>
-        <w:t xml:space="preserve">.</w:t>
-      </w:r>
-    </w:p>
-    <w:p>
-      <w:r>
-        <w:t xml:space="preserve">3.2. Уведомления направляются </w:t>
-      </w:r>
-      <w:r>
-        <w:t xml:space="preserve">Новиковой Ольге Андреевне</w:t>
-      </w:r>
-      <w:r>
-        <w:t xml:space="preserve"> по телефону </w:t>
-      </w:r>
-      <w:r>
-        <w:t xml:space="preserve">+7 (846) 755-88-75</w:t>
-      </w:r>
-      <w:r>
-        <w:t xml:space="preserve">.</w:t>
-      </w:r>
-    </w:p>
-    <w:p>
-      <w:r>
-        <w:t xml:space="preserve">3.3. Срок исполнения обязательств — </w:t>
-      </w:r>
-      <w:r>
-        <w:t xml:space="preserve">в течение 3 календарных дней со дня предъявления требования</w:t>
-      </w:r>
-      <w:r>
-        <w:t xml:space="preserve">.</w:t>
-      </w:r>
-    </w:p>
-    <w:p/>
-    <w:p>
-      <w:r>
-        <w:rPr>
-          <w:b/>
-        </w:rPr>
-        <w:t xml:space="preserve">4. ПРОЧИЕ УСЛОВИЯ</w:t>
-      </w:r>
-    </w:p>
-    <w:p>
-      <w:r>
-        <w:t xml:space="preserve">4.1. </w:t>
-      </w:r>
-      <w:r>
-        <w:t xml:space="preserve">Стороны несут ответственность за неисполнение или ненадлежащее исполнение обязательств в соответствии с законодательством Российской Федерации.</w:t>
-      </w:r>
-    </w:p>
-    <w:p>
-      <w:r>
-        <w:t xml:space="preserve">4.2. </w:t>
-      </w:r>
-      <w:r>
-        <w:t xml:space="preserve">Размер неустойки за нарушение сроков оплаты: </w:t>
-      </w:r>
-      <w:r>
-        <w:t xml:space="preserve">10 (десять) процентов за каждый день просрочки</w:t>
-      </w:r>
-      <w:r>
-        <w:t xml:space="preserve">. Предельный размер ответственности: </w:t>
-      </w:r>
-      <w:r>
-        <w:t xml:space="preserve">1/130 ключевой ставки ЦБ РФ от общей суммы счета</w:t>
-      </w:r>
-      <w:r>
-        <w:t xml:space="preserve">, но не более </w:t>
-      </w:r>
-      <w:r>
-        <w:t xml:space="preserve">15 (пятнадцать) процентов от цены Договора</w:t>
-      </w:r>
-      <w:r>
-        <w:t xml:space="preserve">.</w:t>
-      </w:r>
-    </w:p>
-    <w:p>
-      <w:r>
-        <w:t xml:space="preserve">4.3. </w:t>
-      </w:r>
-      <w:r>
-        <w:t xml:space="preserve">Стороны освобождаются от ответственности при наступлении обстоятельств непреодолимой силы, если они прямо повлияли на исполнение обязательств.</w:t>
-      </w:r>
-    </w:p>
-    <w:p>
-      <w:r>
-        <w:t xml:space="preserve">4.4. </w:t>
-      </w:r>
-      <w:r>
-        <w:t xml:space="preserve">Сторона, для которой создалась невозможность исполнения, обязана уведомить другую Сторону. Срок уведомления — </w:t>
-      </w:r>
-      <w:r>
-        <w:t xml:space="preserve">не позднее 28.09.2026</w:t>
-      </w:r>
-      <w:r>
-        <w:t xml:space="preserve">.</w:t>
-      </w:r>
-    </w:p>
-    <w:p>
-      <w:r>
-        <w:t xml:space="preserve">4.5. </w:t>
-      </w:r>
-      <w:r>
-        <w:t xml:space="preserve">Все споры и разногласия решаются путём переговоров. Претензионный порядок обязателен, срок ответа на претензию — </w:t>
-      </w:r>
-      <w:r>
-        <w:t xml:space="preserve">в течение трех дней с момента выставления счета</w:t>
-      </w:r>
-      <w:r>
-        <w:t xml:space="preserve">.</w:t>
-      </w:r>
-    </w:p>
-    <w:p/>
-    <w:p/>
-    <w:p/>
-    <w:p>
-      <w:r>
-        <w:rPr>
-          <w:b/>
-        </w:rPr>
-        <w:t xml:space="preserve">9. КОНТРОЛЬНЫЕ ВЕЛИЧИНЫ</w:t>
-      </w:r>
-    </w:p>
-    <w:p>
-      <w:r>
-        <w:t xml:space="preserve">9.1. Контрольная запись: </w:t>
-      </w:r>
-      <w:r>
-        <w:rPr>
-          <w:b/>
-        </w:rPr>
-        <w:t xml:space="preserve">1/1</w:t>
-      </w:r>
-      <w:r>
-        <w:t xml:space="preserve">30 ключевой ставки ЦБ РФ годовых</w:t>
-      </w:r>
-      <w:r>
-        <w:t xml:space="preserve">.</w:t>
-      </w:r>
-    </w:p>
-    <w:p>
-      <w:r>
-        <w:t xml:space="preserve">9.2. Контрольная запись: </w:t>
-      </w:r>
-      <w:r>
-        <w:rPr>
-          <w:b/>
-        </w:rPr>
-        <w:t xml:space="preserve">в течение 3</w:t>
-      </w:r>
-      <w:r>
-        <w:t xml:space="preserve">6 месяцев со дня предъявления требования</w:t>
-      </w:r>
-      <w:r>
-        <w:t xml:space="preserve">.</w:t>
-      </w:r>
-    </w:p>
-    <w:p>
-      <w:r>
-        <w:t xml:space="preserve">9.3. Контрольная запись: </w:t>
-      </w:r>
-      <w:r>
-        <w:rPr>
-          <w:b/>
-        </w:rPr>
-        <w:t xml:space="preserve">3/1</w:t>
-      </w:r>
-      <w:r>
-        <w:t xml:space="preserve">2</w:t>
-      </w:r>
-      <w:r>
-        <w:t xml:space="preserve">.</w:t>
-      </w:r>
-    </w:p>
-    <w:p>
-      <w:r>
-        <w:t xml:space="preserve">9.4. Контрольная запись (таблица):</w:t>
+    <w:p>
+      <w:r>
+        <w:t xml:space="preserve">2.5. </w:t>
+      </w:r>
+      <w:r>
+        <w:t xml:space="preserve">Товар маркирован штрихкодом </w:t>
+      </w:r>
+      <w:r>
+        <w:t xml:space="preserve">4602020540860</w:t>
+      </w:r>
+      <w:r>
+        <w:t xml:space="preserve">. Код контрагента по ОКПО — </w:t>
+      </w:r>
+      <w:r>
+        <w:t xml:space="preserve">2979479325</w:t>
+      </w:r>
+      <w:r>
+        <w:t xml:space="preserve">. Оборудование учтено под инвентарным номером </w:t>
+      </w:r>
+      <w:r>
+        <w:t xml:space="preserve">045508484</w:t>
+      </w:r>
+      <w:r>
+        <w:t xml:space="preserve">, складской позиции присвоен номер </w:t>
+      </w:r>
+      <w:r>
+        <w:t xml:space="preserve">408493003</w:t>
+      </w:r>
+      <w:r>
+        <w:t xml:space="preserve">.</w:t>
+      </w:r>
+    </w:p>
+    <w:p>
+      <w:r>
+        <w:t xml:space="preserve">2.6. </w:t>
+      </w:r>
+      <w:r>
+        <w:t xml:space="preserve">Оплата по счёту-фактуре на КБК </w:t>
+      </w:r>
+      <w:r>
+        <w:t xml:space="preserve">18210101011011000179</w:t>
+      </w:r>
+      <w:r>
+        <w:t xml:space="preserve">. ИНН не присвоен, регистрационный № </w:t>
+      </w:r>
+      <w:r>
+        <w:t xml:space="preserve">0176366312</w:t>
+      </w:r>
+      <w:r>
+        <w:t xml:space="preserve">. ИНН не присвоен, платёжный документ № </w:t>
+      </w:r>
+      <w:r>
+        <w:t xml:space="preserve">662418451914</w:t>
+      </w:r>
+      <w:r>
+        <w:t xml:space="preserve">. Заказчик действует в лице </w:t>
+      </w:r>
+      <w:r>
+        <w:t xml:space="preserve">уполномоченного представителя</w:t>
+      </w:r>
+      <w:r>
+        <w:t xml:space="preserve">, назначаемого приказом.</w:t>
+      </w:r>
+    </w:p>
+    <w:p>
+      <w:r>
+        <w:t xml:space="preserve">2.7. </w:t>
+      </w:r>
+      <w:r>
+        <w:t xml:space="preserve">Массовая доля влаги в товаре — </w:t>
+      </w:r>
+      <w:r>
+        <w:t xml:space="preserve">не более 8 %</w:t>
+      </w:r>
+      <w:r>
+        <w:t xml:space="preserve">. Товар подлежит хранению </w:t>
+      </w:r>
+      <w:r>
+        <w:t xml:space="preserve">в течение 48 часов</w:t>
+      </w:r>
+      <w:r>
+        <w:t xml:space="preserve"> при температуре не выше +4 °C. Срок исковой давности по требованиям, вытекающим из Договора, составляет </w:t>
+      </w:r>
+      <w:r>
+        <w:t xml:space="preserve">в течение трёх лет</w:t>
+      </w:r>
+      <w:r>
+        <w:t xml:space="preserve">, как установлено статьёй 196 Гражданского кодекса Российской Федерации. Обработка данных ведётся согласно Федеральному закону от 27.07.2006 № 152-ФЗ </w:t>
+      </w:r>
+      <w:r>
+        <w:t xml:space="preserve">«О персональных данных»</w:t>
+      </w:r>
+      <w:r>
+        <w:t xml:space="preserve">. Товар поставляется под маркой </w:t>
+      </w:r>
+      <w:r>
+        <w:t xml:space="preserve">«Стандарт»</w:t>
+      </w:r>
+      <w:r>
+        <w:t xml:space="preserve">. Влажность определяется </w:t>
+      </w:r>
+      <w:r>
+        <w:t xml:space="preserve">по методу Кьельдаля</w:t>
+      </w:r>
+      <w:r>
+        <w:t xml:space="preserve">. Споры передаются на рассмотрение в Арбитражный суд </w:t>
+      </w:r>
+      <w:r>
+        <w:t xml:space="preserve">города Москвы</w:t>
+      </w:r>
+      <w:r>
+        <w:t xml:space="preserve">.</w:t>
       </w:r>
     </w:p>
     <w:tbl>
@@ -529,7 +449,7 @@
           </w:tcPr>
           <w:p>
             <w:r>
-              <w:t xml:space="preserve">не более 80 7</w:t>
+              <w:t xml:space="preserve">8</w:t>
             </w:r>
           </w:p>
         </w:tc>
@@ -539,7 +459,7 @@
           </w:tcPr>
           <w:p>
             <w:r>
-              <w:t xml:space="preserve">00 000 (Восьмидесяти миллионов семисот тысяч) рублей 5 коп.</w:t>
+              <w:t xml:space="preserve">2279632540</w:t>
             </w:r>
           </w:p>
         </w:tc>
@@ -551,10 +471,194 @@
         <w:rPr>
           <w:b/>
         </w:rPr>
-        <w:t xml:space="preserve">РЕКВИЗИТЫ И ПОДПИСИ СТОРОН</w:t>
-      </w:r>
-    </w:p>
-    <w:p/>
+        <w:t xml:space="preserve">3. МЕСТО И СРОКИ ИСПОЛНЕНИЯ</w:t>
+      </w:r>
+    </w:p>
+    <w:p>
+      <w:r>
+        <w:t xml:space="preserve">3.1. Место исполнения обязательств: </w:t>
+      </w:r>
+      <w:r>
+        <w:t xml:space="preserve">190000, г. Санкт-Петербург, проезд Профсоюзная, д. 12, кв. 57</w:t>
+      </w:r>
+      <w:r>
+        <w:t xml:space="preserve">.</w:t>
+      </w:r>
+    </w:p>
+    <w:p>
+      <w:r>
+        <w:t xml:space="preserve">3.2. Уведомления направляются </w:t>
+      </w:r>
+      <w:r>
+        <w:t xml:space="preserve">Новиковой Ольге Андреевне</w:t>
+      </w:r>
+      <w:r>
+        <w:t xml:space="preserve"> по телефону </w:t>
+      </w:r>
+      <w:r>
+        <w:t xml:space="preserve">+7 (499) 747-94-14</w:t>
+      </w:r>
+      <w:r>
+        <w:t xml:space="preserve">.</w:t>
+      </w:r>
+    </w:p>
+    <w:p>
+      <w:r>
+        <w:t xml:space="preserve">3.3. Срок исполнения обязательств — </w:t>
+      </w:r>
+      <w:r>
+        <w:t xml:space="preserve">в течение 60 календарных дней со дня предъявления требования</w:t>
+      </w:r>
+      <w:r>
+        <w:t xml:space="preserve">.</w:t>
+      </w:r>
+    </w:p>
+    <w:p/>
+    <w:p>
+      <w:r>
+        <w:rPr>
+          <w:b/>
+        </w:rPr>
+        <w:t xml:space="preserve">4. ПРОЧИЕ УСЛОВИЯ</w:t>
+      </w:r>
+    </w:p>
+    <w:p>
+      <w:r>
+        <w:t xml:space="preserve">4.1. </w:t>
+      </w:r>
+      <w:r>
+        <w:t xml:space="preserve">Стороны несут ответственность за неисполнение или ненадлежащее исполнение обязательств в соответствии с законодательством Российской Федерации.</w:t>
+      </w:r>
+    </w:p>
+    <w:p>
+      <w:r>
+        <w:t xml:space="preserve">4.2. </w:t>
+      </w:r>
+      <w:r>
+        <w:t xml:space="preserve">Размер неустойки за нарушение сроков оплаты: </w:t>
+      </w:r>
+      <w:r>
+        <w:t xml:space="preserve">5 (пять) процентов за каждый день просрочки</w:t>
+      </w:r>
+      <w:r>
+        <w:t xml:space="preserve">. Предельный размер ответственности: </w:t>
+      </w:r>
+      <w:r>
+        <w:t xml:space="preserve">1/130 ключевой ставки ЦБ РФ от общей суммы счета</w:t>
+      </w:r>
+      <w:r>
+        <w:t xml:space="preserve">, но не более </w:t>
+      </w:r>
+      <w:r>
+        <w:t xml:space="preserve">15 (пятнадцать) процентов от цены Договора</w:t>
+      </w:r>
+      <w:r>
+        <w:t xml:space="preserve">.</w:t>
+      </w:r>
+    </w:p>
+    <w:p>
+      <w:r>
+        <w:t xml:space="preserve">4.3. </w:t>
+      </w:r>
+      <w:r>
+        <w:t xml:space="preserve">Стороны освобождаются от ответственности при наступлении обстоятельств непреодолимой силы, если они прямо повлияли на исполнение обязательств.</w:t>
+      </w:r>
+    </w:p>
+    <w:p>
+      <w:r>
+        <w:t xml:space="preserve">4.4. </w:t>
+      </w:r>
+      <w:r>
+        <w:t xml:space="preserve">Сторона, для которой создалась невозможность исполнения, обязана уведомить другую Сторону. Срок уведомления — </w:t>
+      </w:r>
+      <w:r>
+        <w:t xml:space="preserve">не позднее 13.02.2025</w:t>
+      </w:r>
+      <w:r>
+        <w:t xml:space="preserve">.</w:t>
+      </w:r>
+    </w:p>
+    <w:p>
+      <w:r>
+        <w:t xml:space="preserve">4.5. </w:t>
+      </w:r>
+      <w:r>
+        <w:t xml:space="preserve">Все споры и разногласия решаются путём переговоров. Претензионный порядок обязателен, срок ответа на претензию — </w:t>
+      </w:r>
+      <w:r>
+        <w:t xml:space="preserve">в течение пяти дней с момента выставления счета</w:t>
+      </w:r>
+      <w:r>
+        <w:t xml:space="preserve">.</w:t>
+      </w:r>
+    </w:p>
+    <w:p/>
+    <w:p/>
+    <w:p/>
+    <w:p>
+      <w:r>
+        <w:rPr>
+          <w:b/>
+        </w:rPr>
+        <w:t xml:space="preserve">9. КОНТРОЛЬНЫЕ ВЕЛИЧИНЫ</w:t>
+      </w:r>
+    </w:p>
+    <w:p>
+      <w:r>
+        <w:t xml:space="preserve">9.1. Контрольная запись: </w:t>
+      </w:r>
+      <w:r>
+        <w:rPr>
+          <w:b/>
+        </w:rPr>
+        <w:t xml:space="preserve">1/1</w:t>
+      </w:r>
+      <w:r>
+        <w:t xml:space="preserve">30 ключевой ставки ЦБ РФ годовых</w:t>
+      </w:r>
+      <w:r>
+        <w:t xml:space="preserve">.</w:t>
+      </w:r>
+    </w:p>
+    <w:p>
+      <w:r>
+        <w:t xml:space="preserve">9.2. Контрольная запись: </w:t>
+      </w:r>
+      <w:r>
+        <w:rPr>
+          <w:b/>
+        </w:rPr>
+        <w:t xml:space="preserve">в течение 6</w:t>
+      </w:r>
+      <w:r>
+        <w:t xml:space="preserve">0 (Шестидесяти) банковских дней с момента выставления счета</w:t>
+      </w:r>
+      <w:r>
+        <w:t xml:space="preserve">.</w:t>
+      </w:r>
+    </w:p>
+    <w:p>
+      <w:r>
+        <w:t xml:space="preserve">9.3. Контрольная запись: </w:t>
+      </w:r>
+      <w:r>
+        <w:rPr>
+          <w:b/>
+        </w:rPr>
+        <w:t xml:space="preserve">6/2</w:t>
+      </w:r>
+      <w:r>
+        <w:t xml:space="preserve">0</w:t>
+      </w:r>
+      <w:r>
+        <w:t xml:space="preserve">.</w:t>
+      </w:r>
+    </w:p>
+    <w:p>
+      <w:r>
+        <w:t xml:space="preserve">9.4. Контрольная запись (таблица):</w:t>
+      </w:r>
+    </w:p>
     <w:tbl>
       <w:tblPr>
         <w:tblW w:w="9360" w:type="dxa"/>
@@ -578,82 +682,7 @@
           </w:tcPr>
           <w:p>
             <w:r>
-              <w:rPr>
-                <w:b/>
-              </w:rPr>
-              <w:t xml:space="preserve">Поставщик:</w:t>
-            </w:r>
-          </w:p>
-          <w:p>
-            <w:r>
-              <w:t xml:space="preserve">Индивидуальный предприниматель </w:t>
-            </w:r>
-            <w:r>
-              <w:t xml:space="preserve">Иванов Михаил Петрович</w:t>
-            </w:r>
-          </w:p>
-          <w:p>
-            <w:r>
-              <w:t xml:space="preserve">Адрес регистрации: </w:t>
-            </w:r>
-            <w:r>
-              <w:t xml:space="preserve">141300, г. Сергиев Посад, проезд Баумана, д. 29, кв. 60</w:t>
-            </w:r>
-          </w:p>
-          <w:p>
-            <w:r>
-              <w:t xml:space="preserve">ИНН </w:t>
-            </w:r>
-            <w:r>
-              <w:t xml:space="preserve">728334103386</w:t>
-            </w:r>
-            <w:r>
-              <w:t xml:space="preserve"> ОГРНИП </w:t>
-            </w:r>
-            <w:r>
-              <w:t xml:space="preserve">391728195708299</w:t>
-            </w:r>
-          </w:p>
-          <w:p>
-            <w:r>
-              <w:t xml:space="preserve">р/с </w:t>
-            </w:r>
-            <w:r>
-              <w:t xml:space="preserve">40802810852273602774</w:t>
-            </w:r>
-            <w:r>
-              <w:t xml:space="preserve"> в АО «Тинькофф Банк»</w:t>
-            </w:r>
-            <w:r>
-              <w:t xml:space="preserve">, БИК </w:t>
-            </w:r>
-            <w:r>
-              <w:t xml:space="preserve">044525974</w:t>
-            </w:r>
-          </w:p>
-          <w:p>
-            <w:r>
-              <w:t xml:space="preserve">Тел.: </w:t>
-            </w:r>
-            <w:r>
-              <w:t xml:space="preserve">+7 (846) 776-14-74</w:t>
-            </w:r>
-          </w:p>
-          <w:p>
-            <w:r>
-              <w:t xml:space="preserve">E-mail: </w:t>
-            </w:r>
-            <w:r>
-              <w:t xml:space="preserve">ivanov@mail.ru</w:t>
-            </w:r>
-          </w:p>
-          <w:p/>
-          <w:p>
-            <w:r>
-              <w:t xml:space="preserve">ИП ______________ </w:t>
-            </w:r>
-            <w:r>
-              <w:t xml:space="preserve">Иванов М. П.</w:t>
+              <w:t xml:space="preserve">не более 12 5</w:t>
             </w:r>
           </w:p>
         </w:tc>
@@ -663,6 +692,130 @@
           </w:tcPr>
           <w:p>
             <w:r>
+              <w:t xml:space="preserve">00 000 (Двенадцати миллионов пятисот тысяч) рублей 5 коп.</w:t>
+            </w:r>
+          </w:p>
+        </w:tc>
+      </w:tr>
+    </w:tbl>
+    <w:p/>
+    <w:p>
+      <w:r>
+        <w:rPr>
+          <w:b/>
+        </w:rPr>
+        <w:t xml:space="preserve">РЕКВИЗИТЫ И ПОДПИСИ СТОРОН</w:t>
+      </w:r>
+    </w:p>
+    <w:p/>
+    <w:tbl>
+      <w:tblPr>
+        <w:tblW w:w="9360" w:type="dxa"/>
+        <w:tblBorders>
+          <w:top w:val="single" w:sz="4" w:color="auto"/>
+          <w:left w:val="single" w:sz="4" w:color="auto"/>
+          <w:bottom w:val="single" w:sz="4" w:color="auto"/>
+          <w:right w:val="single" w:sz="4" w:color="auto"/>
+          <w:insideH w:val="single" w:sz="4" w:color="auto"/>
+          <w:insideV w:val="single" w:sz="4" w:color="auto"/>
+        </w:tblBorders>
+      </w:tblPr>
+      <w:tblGrid>
+        <w:gridCol w:w="4680"/>
+        <w:gridCol w:w="4680"/>
+      </w:tblGrid>
+      <w:tr>
+        <w:tc>
+          <w:tcPr>
+            <w:tcW w:w="4680" w:type="dxa"/>
+          </w:tcPr>
+          <w:p>
+            <w:r>
+              <w:rPr>
+                <w:b/>
+              </w:rPr>
+              <w:t xml:space="preserve">Поставщик:</w:t>
+            </w:r>
+          </w:p>
+          <w:p>
+            <w:r>
+              <w:t xml:space="preserve">Индивидуальный предприниматель </w:t>
+            </w:r>
+            <w:r>
+              <w:t xml:space="preserve">Иванов Михаил Петрович</w:t>
+            </w:r>
+          </w:p>
+          <w:p>
+            <w:r>
+              <w:t xml:space="preserve">Адрес регистрации: </w:t>
+            </w:r>
+            <w:r>
+              <w:t xml:space="preserve">143400, г. Красногорск, ул. Ленина, д. 4, кв. 72</w:t>
+            </w:r>
+          </w:p>
+          <w:p>
+            <w:r>
+              <w:t xml:space="preserve">ИНН </w:t>
+            </w:r>
+            <w:r>
+              <w:t xml:space="preserve">728334103386</w:t>
+            </w:r>
+            <w:r>
+              <w:t xml:space="preserve"> ОГРНИП </w:t>
+            </w:r>
+            <w:r>
+              <w:t xml:space="preserve">391728195708299</w:t>
+            </w:r>
+          </w:p>
+          <w:p>
+            <w:r>
+              <w:t xml:space="preserve">р/с </w:t>
+            </w:r>
+            <w:r>
+              <w:t xml:space="preserve">40802810852273602774</w:t>
+            </w:r>
+            <w:r>
+              <w:t xml:space="preserve"> в АО «Тинькофф Банк»</w:t>
+            </w:r>
+            <w:r>
+              <w:t xml:space="preserve">, БИК </w:t>
+            </w:r>
+            <w:r>
+              <w:t xml:space="preserve">044525974</w:t>
+            </w:r>
+          </w:p>
+          <w:p>
+            <w:r>
+              <w:t xml:space="preserve">Тел.: </w:t>
+            </w:r>
+            <w:r>
+              <w:t xml:space="preserve">+7 (499) 809-75-94</w:t>
+            </w:r>
+          </w:p>
+          <w:p>
+            <w:r>
+              <w:t xml:space="preserve">E-mail: </w:t>
+            </w:r>
+            <w:r>
+              <w:t xml:space="preserve">ivanov@corp-tehno.ru</w:t>
+            </w:r>
+          </w:p>
+          <w:p/>
+          <w:p>
+            <w:r>
+              <w:t xml:space="preserve">ИП ______________ </w:t>
+            </w:r>
+            <w:r>
+              <w:t xml:space="preserve">Иванов М. П.</w:t>
+            </w:r>
+          </w:p>
+        </w:tc>
+        <w:tc>
+          <w:tcPr>
+            <w:tcW w:w="4680" w:type="dxa"/>
+          </w:tcPr>
+          <w:p>
+            <w:r>
               <w:rPr>
                 <w:b/>
               </w:rPr>
@@ -682,7 +835,7 @@
               <w:t xml:space="preserve">Адрес регистрации: </w:t>
             </w:r>
             <w:r>
-              <w:t xml:space="preserve">620014, г. Екатеринбург, ул. Промышленная, д. 16, кв. 153</w:t>
+              <w:t xml:space="preserve">101000, г. Москва, ул. Советская, д. 23, кв. 73</w:t>
             </w:r>
           </w:p>
           <w:p>
@@ -721,7 +874,7 @@
               <w:t xml:space="preserve">Тел.: </w:t>
             </w:r>
             <w:r>
-              <w:t xml:space="preserve">+7 (495) 242-67-81</w:t>
+              <w:t xml:space="preserve">+7 (383) 609-18-15</w:t>
             </w:r>
           </w:p>
           <w:p>

--- a/tests/corpus_v2/docs/supply_0010.docx
+++ b/tests/corpus_v2/docs/supply_0010.docx
@@ -465,198 +465,32 @@
         </w:tc>
       </w:tr>
     </w:tbl>
-    <w:p/>
-    <w:p>
-      <w:r>
-        <w:rPr>
-          <w:b/>
-        </w:rPr>
-        <w:t xml:space="preserve">3. МЕСТО И СРОКИ ИСПОЛНЕНИЯ</w:t>
-      </w:r>
-    </w:p>
-    <w:p>
-      <w:r>
-        <w:t xml:space="preserve">3.1. Место исполнения обязательств: </w:t>
-      </w:r>
-      <w:r>
-        <w:t xml:space="preserve">190000, г. Санкт-Петербург, проезд Профсоюзная, д. 12, кв. 57</w:t>
-      </w:r>
-      <w:r>
-        <w:t xml:space="preserve">.</w:t>
-      </w:r>
-    </w:p>
-    <w:p>
-      <w:r>
-        <w:t xml:space="preserve">3.2. Уведомления направляются </w:t>
-      </w:r>
-      <w:r>
-        <w:t xml:space="preserve">Новиковой Ольге Андреевне</w:t>
-      </w:r>
-      <w:r>
-        <w:t xml:space="preserve"> по телефону </w:t>
-      </w:r>
-      <w:r>
-        <w:t xml:space="preserve">+7 (499) 747-94-14</w:t>
-      </w:r>
-      <w:r>
-        <w:t xml:space="preserve">.</w:t>
-      </w:r>
-    </w:p>
-    <w:p>
-      <w:r>
-        <w:t xml:space="preserve">3.3. Срок исполнения обязательств — </w:t>
-      </w:r>
-      <w:r>
-        <w:t xml:space="preserve">в течение 60 календарных дней со дня предъявления требования</w:t>
-      </w:r>
-      <w:r>
-        <w:t xml:space="preserve">.</w:t>
-      </w:r>
-    </w:p>
-    <w:p/>
-    <w:p>
-      <w:r>
-        <w:rPr>
-          <w:b/>
-        </w:rPr>
-        <w:t xml:space="preserve">4. ПРОЧИЕ УСЛОВИЯ</w:t>
-      </w:r>
-    </w:p>
-    <w:p>
-      <w:r>
-        <w:t xml:space="preserve">4.1. </w:t>
-      </w:r>
-      <w:r>
-        <w:t xml:space="preserve">Стороны несут ответственность за неисполнение или ненадлежащее исполнение обязательств в соответствии с законодательством Российской Федерации.</w:t>
-      </w:r>
-    </w:p>
-    <w:p>
-      <w:r>
-        <w:t xml:space="preserve">4.2. </w:t>
-      </w:r>
-      <w:r>
-        <w:t xml:space="preserve">Размер неустойки за нарушение сроков оплаты: </w:t>
-      </w:r>
-      <w:r>
-        <w:t xml:space="preserve">5 (пять) процентов за каждый день просрочки</w:t>
-      </w:r>
-      <w:r>
-        <w:t xml:space="preserve">. Предельный размер ответственности: </w:t>
-      </w:r>
-      <w:r>
-        <w:t xml:space="preserve">1/130 ключевой ставки ЦБ РФ от общей суммы счета</w:t>
-      </w:r>
-      <w:r>
-        <w:t xml:space="preserve">, но не более </w:t>
-      </w:r>
-      <w:r>
-        <w:t xml:space="preserve">15 (пятнадцать) процентов от цены Договора</w:t>
-      </w:r>
-      <w:r>
-        <w:t xml:space="preserve">.</w:t>
-      </w:r>
-    </w:p>
-    <w:p>
-      <w:r>
-        <w:t xml:space="preserve">4.3. </w:t>
-      </w:r>
-      <w:r>
-        <w:t xml:space="preserve">Стороны освобождаются от ответственности при наступлении обстоятельств непреодолимой силы, если они прямо повлияли на исполнение обязательств.</w:t>
-      </w:r>
-    </w:p>
-    <w:p>
-      <w:r>
-        <w:t xml:space="preserve">4.4. </w:t>
-      </w:r>
-      <w:r>
-        <w:t xml:space="preserve">Сторона, для которой создалась невозможность исполнения, обязана уведомить другую Сторону. Срок уведомления — </w:t>
-      </w:r>
-      <w:r>
-        <w:t xml:space="preserve">не позднее 13.02.2025</w:t>
-      </w:r>
-      <w:r>
-        <w:t xml:space="preserve">.</w:t>
-      </w:r>
-    </w:p>
-    <w:p>
-      <w:r>
-        <w:t xml:space="preserve">4.5. </w:t>
-      </w:r>
-      <w:r>
-        <w:t xml:space="preserve">Все споры и разногласия решаются путём переговоров. Претензионный порядок обязателен, срок ответа на претензию — </w:t>
-      </w:r>
-      <w:r>
-        <w:t xml:space="preserve">в течение пяти дней с момента выставления счета</w:t>
-      </w:r>
-      <w:r>
-        <w:t xml:space="preserve">.</w:t>
-      </w:r>
-    </w:p>
-    <w:p/>
-    <w:p/>
-    <w:p/>
-    <w:p>
-      <w:r>
-        <w:rPr>
-          <w:b/>
-        </w:rPr>
-        <w:t xml:space="preserve">9. КОНТРОЛЬНЫЕ ВЕЛИЧИНЫ</w:t>
-      </w:r>
-    </w:p>
-    <w:p>
-      <w:r>
-        <w:t xml:space="preserve">9.1. Контрольная запись: </w:t>
-      </w:r>
-      <w:r>
-        <w:rPr>
-          <w:b/>
-        </w:rPr>
-        <w:t xml:space="preserve">1/1</w:t>
-      </w:r>
-      <w:r>
-        <w:t xml:space="preserve">30 ключевой ставки ЦБ РФ годовых</w:t>
-      </w:r>
-      <w:r>
-        <w:t xml:space="preserve">.</w:t>
-      </w:r>
-    </w:p>
-    <w:p>
-      <w:r>
-        <w:t xml:space="preserve">9.2. Контрольная запись: </w:t>
-      </w:r>
-      <w:r>
-        <w:rPr>
-          <w:b/>
-        </w:rPr>
-        <w:t xml:space="preserve">в течение 6</w:t>
-      </w:r>
-      <w:r>
-        <w:t xml:space="preserve">0 (Шестидесяти) банковских дней с момента выставления счета</w:t>
-      </w:r>
-      <w:r>
-        <w:t xml:space="preserve">.</w:t>
-      </w:r>
-    </w:p>
-    <w:p>
-      <w:r>
-        <w:t xml:space="preserve">9.3. Контрольная запись: </w:t>
-      </w:r>
-      <w:r>
-        <w:rPr>
-          <w:b/>
-        </w:rPr>
-        <w:t xml:space="preserve">6/2</w:t>
-      </w:r>
-      <w:r>
-        <w:t xml:space="preserve">0</w:t>
-      </w:r>
-      <w:r>
-        <w:t xml:space="preserve">.</w:t>
-      </w:r>
-    </w:p>
-    <w:p>
-      <w:r>
-        <w:t xml:space="preserve">9.4. Контрольная запись (таблица):</w:t>
+    <w:p>
+      <w:r>
+        <w:t xml:space="preserve">2.8. </w:t>
+      </w:r>
+      <w:r>
+        <w:t xml:space="preserve">Платёж по налогу перечисляется на код бюджетной классификации </w:t>
+      </w:r>
+      <w:r>
+        <w:t xml:space="preserve">182 101 010 110 110 001 10</w:t>
+      </w:r>
+      <w:r>
+        <w:t xml:space="preserve">, получатель — территориальный орган Федерального казначейства.</w:t>
+      </w:r>
+    </w:p>
+    <w:p>
+      <w:r>
+        <w:t xml:space="preserve">2.9. </w:t>
+      </w:r>
+      <w:r>
+        <w:t xml:space="preserve">Полномочия подтверждаются свидетельством о рождении, выдано </w:t>
+      </w:r>
+      <w:r>
+        <w:t xml:space="preserve">03.12.2024</w:t>
+      </w:r>
+      <w:r>
+        <w:t xml:space="preserve"> отделом ЗАГС.</w:t>
       </w:r>
     </w:p>
     <w:tbl>
@@ -682,7 +516,7 @@
           </w:tcPr>
           <w:p>
             <w:r>
-              <w:t xml:space="preserve">не более 12 5</w:t>
+              <w:t xml:space="preserve">3</w:t>
             </w:r>
           </w:p>
         </w:tc>
@@ -692,22 +526,226 @@
           </w:tcPr>
           <w:p>
             <w:r>
-              <w:t xml:space="preserve">00 000 (Двенадцати миллионов пятисот тысяч) рублей 5 коп.</w:t>
+              <w:t xml:space="preserve">РУБ.</w:t>
             </w:r>
           </w:p>
         </w:tc>
       </w:tr>
     </w:tbl>
-    <w:p/>
-    <w:p>
-      <w:r>
-        <w:rPr>
-          <w:b/>
-        </w:rPr>
-        <w:t xml:space="preserve">РЕКВИЗИТЫ И ПОДПИСИ СТОРОН</w:t>
-      </w:r>
-    </w:p>
-    <w:p/>
+    <w:p>
+      <w:r>
+        <w:t xml:space="preserve">2.10. </w:t>
+      </w:r>
+      <w:r>
+        <w:t xml:space="preserve">Поставке подлежит насос модели </w:t>
+      </w:r>
+      <w:r>
+        <w:t xml:space="preserve">ЭЦВ-6-10-80h</w:t>
+      </w:r>
+      <w:r>
+        <w:t xml:space="preserve"> и кабель марки </w:t>
+      </w:r>
+      <w:r>
+        <w:t xml:space="preserve">ВВГнг(А)-LSt</w:t>
+      </w:r>
+      <w:r>
+        <w:t xml:space="preserve">.</w:t>
+      </w:r>
+    </w:p>
+    <w:p/>
+    <w:p>
+      <w:r>
+        <w:rPr>
+          <w:b/>
+        </w:rPr>
+        <w:t xml:space="preserve">3. МЕСТО И СРОКИ ИСПОЛНЕНИЯ</w:t>
+      </w:r>
+    </w:p>
+    <w:p>
+      <w:r>
+        <w:t xml:space="preserve">3.1. Место исполнения обязательств: </w:t>
+      </w:r>
+      <w:r>
+        <w:t xml:space="preserve">143000, г. Одинцово, проезд Кирова, д. 30, кв. 162</w:t>
+      </w:r>
+      <w:r>
+        <w:t xml:space="preserve">.</w:t>
+      </w:r>
+    </w:p>
+    <w:p>
+      <w:r>
+        <w:t xml:space="preserve">3.2. Уведомления направляются </w:t>
+      </w:r>
+      <w:r>
+        <w:t xml:space="preserve">Новиковой Ольге Андреевне</w:t>
+      </w:r>
+      <w:r>
+        <w:t xml:space="preserve"> по телефону </w:t>
+      </w:r>
+      <w:r>
+        <w:t xml:space="preserve">+7 (846) 970-14-74</w:t>
+      </w:r>
+      <w:r>
+        <w:t xml:space="preserve">.</w:t>
+      </w:r>
+    </w:p>
+    <w:p>
+      <w:r>
+        <w:t xml:space="preserve">3.3. Срок исполнения обязательств — </w:t>
+      </w:r>
+      <w:r>
+        <w:t xml:space="preserve">в течение 5 календарных дней со дня предъявления требования</w:t>
+      </w:r>
+      <w:r>
+        <w:t xml:space="preserve">.</w:t>
+      </w:r>
+    </w:p>
+    <w:p/>
+    <w:p>
+      <w:r>
+        <w:rPr>
+          <w:b/>
+        </w:rPr>
+        <w:t xml:space="preserve">4. ПРОЧИЕ УСЛОВИЯ</w:t>
+      </w:r>
+    </w:p>
+    <w:p>
+      <w:r>
+        <w:t xml:space="preserve">4.1. </w:t>
+      </w:r>
+      <w:r>
+        <w:t xml:space="preserve">Стороны несут ответственность за неисполнение или ненадлежащее исполнение обязательств в соответствии с законодательством Российской Федерации.</w:t>
+      </w:r>
+    </w:p>
+    <w:p>
+      <w:r>
+        <w:t xml:space="preserve">4.2. </w:t>
+      </w:r>
+      <w:r>
+        <w:t xml:space="preserve">Размер неустойки за нарушение сроков оплаты: </w:t>
+      </w:r>
+      <w:r>
+        <w:t xml:space="preserve">15 (пятнадцать) процентов за каждый день просрочки</w:t>
+      </w:r>
+      <w:r>
+        <w:t xml:space="preserve">. Предельный размер ответственности: </w:t>
+      </w:r>
+      <w:r>
+        <w:t xml:space="preserve">1/130 ключевой ставки ЦБ РФ от общей суммы счета</w:t>
+      </w:r>
+      <w:r>
+        <w:t xml:space="preserve">, но не более </w:t>
+      </w:r>
+      <w:r>
+        <w:t xml:space="preserve">15 (пятнадцать) процентов от цены Договора</w:t>
+      </w:r>
+      <w:r>
+        <w:t xml:space="preserve">.</w:t>
+      </w:r>
+    </w:p>
+    <w:p>
+      <w:r>
+        <w:t xml:space="preserve">4.3. </w:t>
+      </w:r>
+      <w:r>
+        <w:t xml:space="preserve">Стороны освобождаются от ответственности при наступлении обстоятельств непреодолимой силы, если они прямо повлияли на исполнение обязательств.</w:t>
+      </w:r>
+    </w:p>
+    <w:p>
+      <w:r>
+        <w:t xml:space="preserve">4.4. </w:t>
+      </w:r>
+      <w:r>
+        <w:t xml:space="preserve">Сторона, для которой создалась невозможность исполнения, обязана уведомить другую Сторону. Срок уведомления — </w:t>
+      </w:r>
+      <w:r>
+        <w:t xml:space="preserve">не позднее 03.02.2025</w:t>
+      </w:r>
+      <w:r>
+        <w:t xml:space="preserve">.</w:t>
+      </w:r>
+    </w:p>
+    <w:p>
+      <w:r>
+        <w:t xml:space="preserve">4.5. </w:t>
+      </w:r>
+      <w:r>
+        <w:t xml:space="preserve">Все споры и разногласия решаются путём переговоров. Претензионный порядок обязателен, срок ответа на претензию — </w:t>
+      </w:r>
+      <w:r>
+        <w:t xml:space="preserve">в течение семи дней с момента выставления счета</w:t>
+      </w:r>
+      <w:r>
+        <w:t xml:space="preserve">.</w:t>
+      </w:r>
+    </w:p>
+    <w:p/>
+    <w:p/>
+    <w:p/>
+    <w:p>
+      <w:r>
+        <w:rPr>
+          <w:b/>
+        </w:rPr>
+        <w:t xml:space="preserve">9. КОНТРОЛЬНЫЕ ВЕЛИЧИНЫ</w:t>
+      </w:r>
+    </w:p>
+    <w:p>
+      <w:r>
+        <w:t xml:space="preserve">9.1. Контрольная запись: </w:t>
+      </w:r>
+      <w:r>
+        <w:rPr>
+          <w:b/>
+        </w:rPr>
+        <w:t xml:space="preserve">1</w:t>
+      </w:r>
+      <w:r>
+        <w:t xml:space="preserve">5 (пятнадцать) процентов от цены Договора</w:t>
+      </w:r>
+      <w:r>
+        <w:t xml:space="preserve">.</w:t>
+      </w:r>
+    </w:p>
+    <w:p>
+      <w:r>
+        <w:t xml:space="preserve">9.2. Контрольная запись: </w:t>
+      </w:r>
+      <w:r>
+        <w:rPr>
+          <w:b/>
+        </w:rPr>
+        <w:t xml:space="preserve">в течение 2</w:t>
+      </w:r>
+      <w:r>
+        <w:t xml:space="preserve">0 (Двадцати) банковских дней с момента выставления счета</w:t>
+      </w:r>
+      <w:r>
+        <w:t xml:space="preserve">.</w:t>
+      </w:r>
+    </w:p>
+    <w:p>
+      <w:r>
+        <w:t xml:space="preserve">9.3. Контрольная запись: </w:t>
+      </w:r>
+      <w:r>
+        <w:rPr>
+          <w:b/>
+        </w:rPr>
+        <w:t xml:space="preserve">6/1</w:t>
+      </w:r>
+      <w:r>
+        <w:t xml:space="preserve">3</w:t>
+      </w:r>
+      <w:r>
+        <w:t xml:space="preserve">.</w:t>
+      </w:r>
+    </w:p>
+    <w:p>
+      <w:r>
+        <w:t xml:space="preserve">9.4. Контрольная запись (таблица):</w:t>
+      </w:r>
+    </w:p>
     <w:tbl>
       <w:tblPr>
         <w:tblW w:w="9360" w:type="dxa"/>
@@ -731,82 +769,7 @@
           </w:tcPr>
           <w:p>
             <w:r>
-              <w:rPr>
-                <w:b/>
-              </w:rPr>
-              <w:t xml:space="preserve">Поставщик:</w:t>
-            </w:r>
-          </w:p>
-          <w:p>
-            <w:r>
-              <w:t xml:space="preserve">Индивидуальный предприниматель </w:t>
-            </w:r>
-            <w:r>
-              <w:t xml:space="preserve">Иванов Михаил Петрович</w:t>
-            </w:r>
-          </w:p>
-          <w:p>
-            <w:r>
-              <w:t xml:space="preserve">Адрес регистрации: </w:t>
-            </w:r>
-            <w:r>
-              <w:t xml:space="preserve">143400, г. Красногорск, ул. Ленина, д. 4, кв. 72</w:t>
-            </w:r>
-          </w:p>
-          <w:p>
-            <w:r>
-              <w:t xml:space="preserve">ИНН </w:t>
-            </w:r>
-            <w:r>
-              <w:t xml:space="preserve">728334103386</w:t>
-            </w:r>
-            <w:r>
-              <w:t xml:space="preserve"> ОГРНИП </w:t>
-            </w:r>
-            <w:r>
-              <w:t xml:space="preserve">391728195708299</w:t>
-            </w:r>
-          </w:p>
-          <w:p>
-            <w:r>
-              <w:t xml:space="preserve">р/с </w:t>
-            </w:r>
-            <w:r>
-              <w:t xml:space="preserve">40802810852273602774</w:t>
-            </w:r>
-            <w:r>
-              <w:t xml:space="preserve"> в АО «Тинькофф Банк»</w:t>
-            </w:r>
-            <w:r>
-              <w:t xml:space="preserve">, БИК </w:t>
-            </w:r>
-            <w:r>
-              <w:t xml:space="preserve">044525974</w:t>
-            </w:r>
-          </w:p>
-          <w:p>
-            <w:r>
-              <w:t xml:space="preserve">Тел.: </w:t>
-            </w:r>
-            <w:r>
-              <w:t xml:space="preserve">+7 (499) 809-75-94</w:t>
-            </w:r>
-          </w:p>
-          <w:p>
-            <w:r>
-              <w:t xml:space="preserve">E-mail: </w:t>
-            </w:r>
-            <w:r>
-              <w:t xml:space="preserve">ivanov@corp-tehno.ru</w:t>
-            </w:r>
-          </w:p>
-          <w:p/>
-          <w:p>
-            <w:r>
-              <w:t xml:space="preserve">ИП ______________ </w:t>
-            </w:r>
-            <w:r>
-              <w:t xml:space="preserve">Иванов М. П.</w:t>
+              <w:t xml:space="preserve">не более 65 4</w:t>
             </w:r>
           </w:p>
         </w:tc>
@@ -816,6 +779,130 @@
           </w:tcPr>
           <w:p>
             <w:r>
+              <w:t xml:space="preserve">00 000 (Шестидесяти пяти миллионов четырёхсот тысяч) рублей 0 коп.</w:t>
+            </w:r>
+          </w:p>
+        </w:tc>
+      </w:tr>
+    </w:tbl>
+    <w:p/>
+    <w:p>
+      <w:r>
+        <w:rPr>
+          <w:b/>
+        </w:rPr>
+        <w:t xml:space="preserve">РЕКВИЗИТЫ И ПОДПИСИ СТОРОН</w:t>
+      </w:r>
+    </w:p>
+    <w:p/>
+    <w:tbl>
+      <w:tblPr>
+        <w:tblW w:w="9360" w:type="dxa"/>
+        <w:tblBorders>
+          <w:top w:val="single" w:sz="4" w:color="auto"/>
+          <w:left w:val="single" w:sz="4" w:color="auto"/>
+          <w:bottom w:val="single" w:sz="4" w:color="auto"/>
+          <w:right w:val="single" w:sz="4" w:color="auto"/>
+          <w:insideH w:val="single" w:sz="4" w:color="auto"/>
+          <w:insideV w:val="single" w:sz="4" w:color="auto"/>
+        </w:tblBorders>
+      </w:tblPr>
+      <w:tblGrid>
+        <w:gridCol w:w="4680"/>
+        <w:gridCol w:w="4680"/>
+      </w:tblGrid>
+      <w:tr>
+        <w:tc>
+          <w:tcPr>
+            <w:tcW w:w="4680" w:type="dxa"/>
+          </w:tcPr>
+          <w:p>
+            <w:r>
+              <w:rPr>
+                <w:b/>
+              </w:rPr>
+              <w:t xml:space="preserve">Поставщик:</w:t>
+            </w:r>
+          </w:p>
+          <w:p>
+            <w:r>
+              <w:t xml:space="preserve">Индивидуальный предприниматель </w:t>
+            </w:r>
+            <w:r>
+              <w:t xml:space="preserve">Иванов Михаил Петрович</w:t>
+            </w:r>
+          </w:p>
+          <w:p>
+            <w:r>
+              <w:t xml:space="preserve">Адрес регистрации: </w:t>
+            </w:r>
+            <w:r>
+              <w:t xml:space="preserve">190000, г. Санкт-Петербург, пер. Ленина, д. 29, кв. 178</w:t>
+            </w:r>
+          </w:p>
+          <w:p>
+            <w:r>
+              <w:t xml:space="preserve">ИНН </w:t>
+            </w:r>
+            <w:r>
+              <w:t xml:space="preserve">728334103386</w:t>
+            </w:r>
+            <w:r>
+              <w:t xml:space="preserve"> ОГРНИП </w:t>
+            </w:r>
+            <w:r>
+              <w:t xml:space="preserve">391728195708299</w:t>
+            </w:r>
+          </w:p>
+          <w:p>
+            <w:r>
+              <w:t xml:space="preserve">р/с </w:t>
+            </w:r>
+            <w:r>
+              <w:t xml:space="preserve">40802810852273602774</w:t>
+            </w:r>
+            <w:r>
+              <w:t xml:space="preserve"> в АО «Тинькофф Банк»</w:t>
+            </w:r>
+            <w:r>
+              <w:t xml:space="preserve">, БИК </w:t>
+            </w:r>
+            <w:r>
+              <w:t xml:space="preserve">044525974</w:t>
+            </w:r>
+          </w:p>
+          <w:p>
+            <w:r>
+              <w:t xml:space="preserve">Тел.: </w:t>
+            </w:r>
+            <w:r>
+              <w:t xml:space="preserve">+7 (383) 774-46-12</w:t>
+            </w:r>
+          </w:p>
+          <w:p>
+            <w:r>
+              <w:t xml:space="preserve">E-mail: </w:t>
+            </w:r>
+            <w:r>
+              <w:t xml:space="preserve">ivanov@romashka.ru</w:t>
+            </w:r>
+          </w:p>
+          <w:p/>
+          <w:p>
+            <w:r>
+              <w:t xml:space="preserve">ИП ______________ </w:t>
+            </w:r>
+            <w:r>
+              <w:t xml:space="preserve">Иванов М. П.</w:t>
+            </w:r>
+          </w:p>
+        </w:tc>
+        <w:tc>
+          <w:tcPr>
+            <w:tcW w:w="4680" w:type="dxa"/>
+          </w:tcPr>
+          <w:p>
+            <w:r>
               <w:rPr>
                 <w:b/>
               </w:rPr>
@@ -835,7 +922,7 @@
               <w:t xml:space="preserve">Адрес регистрации: </w:t>
             </w:r>
             <w:r>
-              <w:t xml:space="preserve">101000, г. Москва, ул. Советская, д. 23, кв. 73</w:t>
+              <w:t xml:space="preserve">190000, г. Санкт-Петербург, пер. Гагарина, д. 80, кв. 128</w:t>
             </w:r>
           </w:p>
           <w:p>
@@ -874,7 +961,7 @@
               <w:t xml:space="preserve">Тел.: </w:t>
             </w:r>
             <w:r>
-              <w:t xml:space="preserve">+7 (383) 609-18-15</w:t>
+              <w:t xml:space="preserve">+7 (495) 146-34-64</w:t>
             </w:r>
           </w:p>
           <w:p>
@@ -882,7 +969,7 @@
               <w:t xml:space="preserve">E-mail: </w:t>
             </w:r>
             <w:r>
-              <w:t xml:space="preserve">novikova@gmail.com</w:t>
+              <w:t xml:space="preserve">novikova@sibtrans.ru</w:t>
             </w:r>
           </w:p>
           <w:p/>

--- a/tests/corpus_v2/docs/supply_0010.docx
+++ b/tests/corpus_v2/docs/supply_0010.docx
@@ -120,7 +120,7 @@
         <w:t xml:space="preserve">Поставка осуществляется партиями на основании заявок Покупателя; срок отгрузки партии — </w:t>
       </w:r>
       <w:r>
-        <w:t xml:space="preserve">не позднее 13.04.2025</w:t>
+        <w:t xml:space="preserve">не позднее 09.06.2026</w:t>
       </w:r>
       <w:r>
         <w:t xml:space="preserve">.</w:t>
@@ -140,6 +140,101 @@
       </w:r>
       <w:r>
         <w:t xml:space="preserve">Качество товара должно соответствовать требованиям технических регламентов и подтверждаться сертификатами соответствия.</w:t>
+      </w:r>
+    </w:p>
+    <w:p>
+      <w:r>
+        <w:t xml:space="preserve">1.6. </w:t>
+      </w:r>
+      <w:r>
+        <w:t xml:space="preserve">Отгрузка оформляется товарной накладной № </w:t>
+      </w:r>
+      <w:r>
+        <w:t xml:space="preserve">043781969</w:t>
+      </w:r>
+      <w:r>
+        <w:t xml:space="preserve">. Позиция учитывается в каталоге поставщика под номером </w:t>
+      </w:r>
+      <w:r>
+        <w:t xml:space="preserve">044451982</w:t>
+      </w:r>
+      <w:r>
+        <w:t xml:space="preserve">. Серийный номер агрегата — </w:t>
+      </w:r>
+      <w:r>
+        <w:t xml:space="preserve">044542568</w:t>
+      </w:r>
+      <w:r>
+        <w:t xml:space="preserve">.</w:t>
+      </w:r>
+    </w:p>
+    <w:p>
+      <w:r>
+        <w:t xml:space="preserve">1.7. </w:t>
+      </w:r>
+      <w:r>
+        <w:t xml:space="preserve">Целевые средства перечисляются по коду цели </w:t>
+      </w:r>
+      <w:r>
+        <w:t xml:space="preserve">042185604</w:t>
+      </w:r>
+      <w:r>
+        <w:t xml:space="preserve"> согласно приказу Минфина России № 157н. </w:t>
+      </w:r>
+      <w:r>
+        <w:t xml:space="preserve">БИК банка Стороны в настоящем разделе не приводится; номер заявки на открытие счёта — </w:t>
+      </w:r>
+      <w:r>
+        <w:t xml:space="preserve">048203214</w:t>
+      </w:r>
+      <w:r>
+        <w:t xml:space="preserve">.</w:t>
+      </w:r>
+    </w:p>
+    <w:p>
+      <w:r>
+        <w:t xml:space="preserve">1.8. </w:t>
+      </w:r>
+      <w:r>
+        <w:t xml:space="preserve">Расчёты за коммунальные услуги ведутся по лицевому счёту абонента </w:t>
+      </w:r>
+      <w:r>
+        <w:t xml:space="preserve">84172345075</w:t>
+      </w:r>
+      <w:r>
+        <w:t xml:space="preserve">. Спецификация зарегистрирована за номером </w:t>
+      </w:r>
+      <w:r>
+        <w:t xml:space="preserve">82318512194</w:t>
+      </w:r>
+      <w:r>
+        <w:t xml:space="preserve">. Заводской номер прибора учёта — </w:t>
+      </w:r>
+      <w:r>
+        <w:t xml:space="preserve">88751617230</w:t>
+      </w:r>
+      <w:r>
+        <w:t xml:space="preserve">.</w:t>
+      </w:r>
+    </w:p>
+    <w:p>
+      <w:r>
+        <w:t xml:space="preserve">1.9. </w:t>
+      </w:r>
+      <w:r>
+        <w:t xml:space="preserve">Сведения внесены в реестр за номером </w:t>
+      </w:r>
+      <w:r>
+        <w:t xml:space="preserve">83655864827</w:t>
+      </w:r>
+      <w:r>
+        <w:t xml:space="preserve"> по правилам статьи 434 Гражданского кодекса Российской Федерации. Уведомление направлено за исходящим № </w:t>
+      </w:r>
+      <w:r>
+        <w:t xml:space="preserve">87132227266</w:t>
+      </w:r>
+      <w:r>
+        <w:t xml:space="preserve">.</w:t>
       </w:r>
     </w:p>
     <w:p/>
@@ -156,7 +251,7 @@
         <w:t xml:space="preserve">2.1. Общая цена Договора: </w:t>
       </w:r>
       <w:r>
-        <w:t xml:space="preserve">не более 2 810 000,4 (Двух миллионов восьмисот десяти тысяч) рублей</w:t>
+        <w:t xml:space="preserve">не более 906 000,8 (Девятисот шести тысяч) рублей</w:t>
       </w:r>
       <w:r>
         <w:t xml:space="preserve">, НДС не облагается, т.к. применяется УСН</w:t>
@@ -181,7 +276,7 @@
         <w:t xml:space="preserve">2.3. Срок оплаты — </w:t>
       </w:r>
       <w:r>
-        <w:t xml:space="preserve">в течение 5 (Пяти) рабочих дней с момента заключения контракта</w:t>
+        <w:t xml:space="preserve">в течение 3 (Трёх) рабочих дней с момента заключения контракта</w:t>
       </w:r>
       <w:r>
         <w:t xml:space="preserve">.</w:t>
@@ -201,7 +296,7 @@
         <w:t xml:space="preserve">, артикул </w:t>
       </w:r>
       <w:r>
-        <w:t xml:space="preserve">RM-3134-78</w:t>
+        <w:t xml:space="preserve">RM-8122-11</w:t>
       </w:r>
       <w:r>
         <w:t xml:space="preserve">, код </w:t>
@@ -261,49 +356,49 @@
         <w:t xml:space="preserve">. Товар отгружается с сопроводительным документом паспорт качества № </w:t>
       </w:r>
       <w:r>
-        <w:t xml:space="preserve">08 16 059586</w:t>
+        <w:t xml:space="preserve">84 16 558996</w:t>
       </w:r>
       <w:r>
         <w:t xml:space="preserve">. К партии приложен паспорт изделия № </w:t>
       </w:r>
       <w:r>
-        <w:t xml:space="preserve">08 16 084315</w:t>
+        <w:t xml:space="preserve">37 07 046420</w:t>
       </w:r>
       <w:r>
         <w:t xml:space="preserve">. Оборудование поставляется с паспортом транспортного средства № </w:t>
       </w:r>
       <w:r>
-        <w:t xml:space="preserve">59 18 566044</w:t>
+        <w:t xml:space="preserve">49 20 443376</w:t>
       </w:r>
       <w:r>
         <w:t xml:space="preserve">. Приёмка производится согласно техническому паспорту </w:t>
       </w:r>
       <w:r>
-        <w:t xml:space="preserve">07 18 465953</w:t>
+        <w:t xml:space="preserve">28 12 524988</w:t>
       </w:r>
       <w:r>
         <w:t xml:space="preserve">. СНИЛС не указан, номер заказа </w:t>
       </w:r>
       <w:r>
-        <w:t xml:space="preserve">847-507-677 38</w:t>
+        <w:t xml:space="preserve">078-923-251 64</w:t>
       </w:r>
       <w:r>
         <w:t xml:space="preserve">. Дата рождения не проставлена, документ выдан </w:t>
       </w:r>
       <w:r>
-        <w:t xml:space="preserve">02.12.2020</w:t>
+        <w:t xml:space="preserve">11.11.2024</w:t>
       </w:r>
       <w:r>
         <w:t xml:space="preserve">. Код подразделения, см. артикул </w:t>
       </w:r>
       <w:r>
-        <w:t xml:space="preserve">823-709</w:t>
+        <w:t xml:space="preserve">262-608</w:t>
       </w:r>
       <w:r>
         <w:t xml:space="preserve">. Цена — </w:t>
       </w:r>
       <w:r>
-        <w:t xml:space="preserve">592000 рублей</w:t>
+        <w:t xml:space="preserve">370000 рублей</w:t>
       </w:r>
       <w:r>
         <w:t xml:space="preserve">, в том числе НДС</w:t>
@@ -320,25 +415,25 @@
         <w:t xml:space="preserve">Товар маркирован штрихкодом </w:t>
       </w:r>
       <w:r>
-        <w:t xml:space="preserve">4602020540860</w:t>
+        <w:t xml:space="preserve">4604869410958</w:t>
       </w:r>
       <w:r>
         <w:t xml:space="preserve">. Код контрагента по ОКПО — </w:t>
       </w:r>
       <w:r>
-        <w:t xml:space="preserve">2979479325</w:t>
+        <w:t xml:space="preserve">3195256089</w:t>
       </w:r>
       <w:r>
         <w:t xml:space="preserve">. Оборудование учтено под инвентарным номером </w:t>
       </w:r>
       <w:r>
-        <w:t xml:space="preserve">045508484</w:t>
+        <w:t xml:space="preserve">047730373</w:t>
       </w:r>
       <w:r>
         <w:t xml:space="preserve">, складской позиции присвоен номер </w:t>
       </w:r>
       <w:r>
-        <w:t xml:space="preserve">408493003</w:t>
+        <w:t xml:space="preserve">771282316</w:t>
       </w:r>
       <w:r>
         <w:t xml:space="preserve">.</w:t>
@@ -352,19 +447,19 @@
         <w:t xml:space="preserve">Оплата по счёту-фактуре на КБК </w:t>
       </w:r>
       <w:r>
-        <w:t xml:space="preserve">18210101011011000179</w:t>
+        <w:t xml:space="preserve">18210101011011000164</w:t>
       </w:r>
       <w:r>
         <w:t xml:space="preserve">. ИНН не присвоен, регистрационный № </w:t>
       </w:r>
       <w:r>
-        <w:t xml:space="preserve">0176366312</w:t>
+        <w:t xml:space="preserve">0669528610</w:t>
       </w:r>
       <w:r>
         <w:t xml:space="preserve">. ИНН не присвоен, платёжный документ № </w:t>
       </w:r>
       <w:r>
-        <w:t xml:space="preserve">662418451914</w:t>
+        <w:t xml:space="preserve">875199502176</w:t>
       </w:r>
       <w:r>
         <w:t xml:space="preserve">. Заказчик действует в лице </w:t>
@@ -384,13 +479,13 @@
         <w:t xml:space="preserve">Массовая доля влаги в товаре — </w:t>
       </w:r>
       <w:r>
-        <w:t xml:space="preserve">не более 8 %</w:t>
+        <w:t xml:space="preserve">не более 10 %</w:t>
       </w:r>
       <w:r>
         <w:t xml:space="preserve">. Товар подлежит хранению </w:t>
       </w:r>
       <w:r>
-        <w:t xml:space="preserve">в течение 48 часов</w:t>
+        <w:t xml:space="preserve">в течение 24 часов</w:t>
       </w:r>
       <w:r>
         <w:t xml:space="preserve"> при температуре не выше +4 °C. Срок исковой давности по требованиям, вытекающим из Договора, составляет </w:t>
@@ -459,7 +554,7 @@
           </w:tcPr>
           <w:p>
             <w:r>
-              <w:t xml:space="preserve">2279632540</w:t>
+              <w:t xml:space="preserve">6644348760</w:t>
             </w:r>
           </w:p>
         </w:tc>
@@ -487,7 +582,7 @@
         <w:t xml:space="preserve">Полномочия подтверждаются свидетельством о рождении, выдано </w:t>
       </w:r>
       <w:r>
-        <w:t xml:space="preserve">03.12.2024</w:t>
+        <w:t xml:space="preserve">16.05.2010</w:t>
       </w:r>
       <w:r>
         <w:t xml:space="preserve"> отделом ЗАГС.</w:t>
@@ -516,7 +611,7 @@
           </w:tcPr>
           <w:p>
             <w:r>
-              <w:t xml:space="preserve">3</w:t>
+              <w:t xml:space="preserve">8</w:t>
             </w:r>
           </w:p>
         </w:tc>
@@ -566,7 +661,7 @@
         <w:t xml:space="preserve">3.1. Место исполнения обязательств: </w:t>
       </w:r>
       <w:r>
-        <w:t xml:space="preserve">143000, г. Одинцово, проезд Кирова, д. 30, кв. 162</w:t>
+        <w:t xml:space="preserve">614000, г. Пермь, просп. Лесная, д. 3, кв. 55</w:t>
       </w:r>
       <w:r>
         <w:t xml:space="preserve">.</w:t>
@@ -583,7 +678,7 @@
         <w:t xml:space="preserve"> по телефону </w:t>
       </w:r>
       <w:r>
-        <w:t xml:space="preserve">+7 (846) 970-14-74</w:t>
+        <w:t xml:space="preserve">+7 (812) 423-77-69</w:t>
       </w:r>
       <w:r>
         <w:t xml:space="preserve">.</w:t>
@@ -594,7 +689,111 @@
         <w:t xml:space="preserve">3.3. Срок исполнения обязательств — </w:t>
       </w:r>
       <w:r>
-        <w:t xml:space="preserve">в течение 5 календарных дней со дня предъявления требования</w:t>
+        <w:t xml:space="preserve">в течение 30 календарных дней со дня предъявления требования</w:t>
+      </w:r>
+      <w:r>
+        <w:t xml:space="preserve">.</w:t>
+      </w:r>
+    </w:p>
+    <w:p>
+      <w:r>
+        <w:t xml:space="preserve">3.4. </w:t>
+      </w:r>
+      <w:r>
+        <w:t xml:space="preserve">Работы выполняются за счёт средств бюджета по коду бюджетной классификации </w:t>
+      </w:r>
+      <w:r>
+        <w:t xml:space="preserve">18292248706422423622</w:t>
+      </w:r>
+      <w:r>
+        <w:t xml:space="preserve">. Прибор учёта (счётчик) № </w:t>
+      </w:r>
+      <w:r>
+        <w:t xml:space="preserve">39799797889950424565</w:t>
+      </w:r>
+      <w:r>
+        <w:t xml:space="preserve">.</w:t>
+      </w:r>
+    </w:p>
+    <w:p>
+      <w:r>
+        <w:t xml:space="preserve">3.5. </w:t>
+      </w:r>
+      <w:r>
+        <w:t xml:space="preserve">Счёт на оплату выставляется с уникальным идентификатором начисления </w:t>
+      </w:r>
+      <w:r>
+        <w:t xml:space="preserve">18209934979671106201</w:t>
+      </w:r>
+      <w:r>
+        <w:t xml:space="preserve">. Номер счёта-проформы — </w:t>
+      </w:r>
+      <w:r>
+        <w:t xml:space="preserve">77956917152523488636</w:t>
+      </w:r>
+      <w:r>
+        <w:t xml:space="preserve">. Списание со счёта производится в очерёдности статьи 855 Гражданского кодекса Российской Федерации, код вида дохода </w:t>
+      </w:r>
+      <w:r>
+        <w:t xml:space="preserve">18210046234673070920</w:t>
+      </w:r>
+      <w:r>
+        <w:t xml:space="preserve">.</w:t>
+      </w:r>
+    </w:p>
+    <w:p>
+      <w:r>
+        <w:t xml:space="preserve">3.6. </w:t>
+      </w:r>
+      <w:r>
+        <w:t xml:space="preserve">ИНН иностранного контрагента не присваивается; номер записи в торговом реестре — </w:t>
+      </w:r>
+      <w:r>
+        <w:t xml:space="preserve">9583422922</w:t>
+      </w:r>
+      <w:r>
+        <w:t xml:space="preserve">. ИНН приводится в приложении; номер спецификации — </w:t>
+      </w:r>
+      <w:r>
+        <w:t xml:space="preserve">2279632540</w:t>
+      </w:r>
+      <w:r>
+        <w:t xml:space="preserve">. ИНН присваивается в порядке статьи 84 Налогового кодекса Российской Федерации; номер решения о постановке на учёт — </w:t>
+      </w:r>
+      <w:r>
+        <w:t xml:space="preserve">9586041286</w:t>
+      </w:r>
+      <w:r>
+        <w:t xml:space="preserve">.</w:t>
+      </w:r>
+    </w:p>
+    <w:p>
+      <w:r>
+        <w:t xml:space="preserve">3.7. </w:t>
+      </w:r>
+      <w:r>
+        <w:t xml:space="preserve">Регистрационный номер партии товара — </w:t>
+      </w:r>
+      <w:r>
+        <w:t xml:space="preserve">3651745120</w:t>
+      </w:r>
+      <w:r>
+        <w:t xml:space="preserve">. Доля посторонних включений — не более </w:t>
+      </w:r>
+      <w:r>
+        <w:t xml:space="preserve">0,7 %</w:t>
+      </w:r>
+      <w:r>
+        <w:t xml:space="preserve">. Допустимая погрешность прибора — </w:t>
+      </w:r>
+      <w:r>
+        <w:t xml:space="preserve">0,2 %</w:t>
+      </w:r>
+      <w:r>
+        <w:t xml:space="preserve">. Заводской номер поставляемого станка — </w:t>
+      </w:r>
+      <w:r>
+        <w:t xml:space="preserve">2565311080</w:t>
       </w:r>
       <w:r>
         <w:t xml:space="preserve">.</w:t>
@@ -625,7 +824,7 @@
         <w:t xml:space="preserve">Размер неустойки за нарушение сроков оплаты: </w:t>
       </w:r>
       <w:r>
-        <w:t xml:space="preserve">15 (пятнадцать) процентов за каждый день просрочки</w:t>
+        <w:t xml:space="preserve">7 (семь) процентов за каждый день просрочки</w:t>
       </w:r>
       <w:r>
         <w:t xml:space="preserve">. Предельный размер ответственности: </w:t>
@@ -659,7 +858,7 @@
         <w:t xml:space="preserve">Сторона, для которой создалась невозможность исполнения, обязана уведомить другую Сторону. Срок уведомления — </w:t>
       </w:r>
       <w:r>
-        <w:t xml:space="preserve">не позднее 03.02.2025</w:t>
+        <w:t xml:space="preserve">не позднее 28.07.2025</w:t>
       </w:r>
       <w:r>
         <w:t xml:space="preserve">.</w:t>
@@ -673,7 +872,125 @@
         <w:t xml:space="preserve">Все споры и разногласия решаются путём переговоров. Претензионный порядок обязателен, срок ответа на претензию — </w:t>
       </w:r>
       <w:r>
-        <w:t xml:space="preserve">в течение семи дней с момента выставления счета</w:t>
+        <w:t xml:space="preserve">в течение тридцати дней с момента выставления счета</w:t>
+      </w:r>
+      <w:r>
+        <w:t xml:space="preserve">.</w:t>
+      </w:r>
+    </w:p>
+    <w:p>
+      <w:r>
+        <w:t xml:space="preserve">4.6. </w:t>
+      </w:r>
+      <w:r>
+        <w:t xml:space="preserve">ИНН физического лица не указан; номер лицевого счёта абонента — </w:t>
+      </w:r>
+      <w:r>
+        <w:t xml:space="preserve">493297509148</w:t>
+      </w:r>
+      <w:r>
+        <w:t xml:space="preserve">. ИНН приведён в приложении, код позиции </w:t>
+      </w:r>
+      <w:r>
+        <w:t xml:space="preserve">013871628861</w:t>
+      </w:r>
+      <w:r>
+        <w:t xml:space="preserve">. В силу статьи 86 Налогового кодекса Российской Федерации ИНН запрашивается налоговым органом; номер запроса — </w:t>
+      </w:r>
+      <w:r>
+        <w:t xml:space="preserve">121684331155</w:t>
+      </w:r>
+      <w:r>
+        <w:t xml:space="preserve">.</w:t>
+      </w:r>
+    </w:p>
+    <w:p>
+      <w:r>
+        <w:t xml:space="preserve">4.7. </w:t>
+      </w:r>
+      <w:r>
+        <w:t xml:space="preserve">Номер товарной накладной на партию — </w:t>
+      </w:r>
+      <w:r>
+        <w:t xml:space="preserve">883203356539</w:t>
+      </w:r>
+      <w:r>
+        <w:t xml:space="preserve">. Заводской номер контрольного модуля — </w:t>
+      </w:r>
+      <w:r>
+        <w:t xml:space="preserve">026263368699</w:t>
+      </w:r>
+      <w:r>
+        <w:t xml:space="preserve">. Уклон монтируемой кровли составляет </w:t>
+      </w:r>
+      <w:r>
+        <w:t xml:space="preserve">5 %</w:t>
+      </w:r>
+      <w:r>
+        <w:t xml:space="preserve">.</w:t>
+      </w:r>
+    </w:p>
+    <w:p>
+      <w:r>
+        <w:t xml:space="preserve">4.8. </w:t>
+      </w:r>
+      <w:r>
+        <w:t xml:space="preserve">Предельная доля иностранного участия по закону — </w:t>
+      </w:r>
+      <w:r>
+        <w:t xml:space="preserve">49 %</w:t>
+      </w:r>
+      <w:r>
+        <w:t xml:space="preserve"> согласно Федеральному закону об иностранных инвестициях. Приложением № 3 установлена доля брака не более </w:t>
+      </w:r>
+      <w:r>
+        <w:t xml:space="preserve">2,1 %</w:t>
+      </w:r>
+      <w:r>
+        <w:t xml:space="preserve">.</w:t>
+      </w:r>
+    </w:p>
+    <w:p>
+      <w:r>
+        <w:t xml:space="preserve">4.9. </w:t>
+      </w:r>
+      <w:r>
+        <w:t xml:space="preserve">Срок годности товара — </w:t>
+      </w:r>
+      <w:r>
+        <w:t xml:space="preserve">в течение 12 месяцев</w:t>
+      </w:r>
+      <w:r>
+        <w:t xml:space="preserve"> с даты изготовления. Бетонная смесь выдерживается </w:t>
+      </w:r>
+      <w:r>
+        <w:t xml:space="preserve">в течение 48 часов</w:t>
+      </w:r>
+      <w:r>
+        <w:t xml:space="preserve"> без доступа влаги.</w:t>
+      </w:r>
+    </w:p>
+    <w:p>
+      <w:r>
+        <w:t xml:space="preserve">4.10. </w:t>
+      </w:r>
+      <w:r>
+        <w:t xml:space="preserve">Претензии по качеству работ предъявляются </w:t>
+      </w:r>
+      <w:r>
+        <w:t xml:space="preserve">в течение одного года</w:t>
+      </w:r>
+      <w:r>
+        <w:t xml:space="preserve">, как установлено статьёй 725 Гражданского кодекса Российской Федерации. Общество осуществляет деятельность </w:t>
+      </w:r>
+      <w:r>
+        <w:t xml:space="preserve">в течение 8 лет</w:t>
+      </w:r>
+      <w:r>
+        <w:t xml:space="preserve">. Отчётный период по Договору завершается </w:t>
+      </w:r>
+      <w:r>
+        <w:t xml:space="preserve">не позднее 14.08.2026</w:t>
       </w:r>
       <w:r>
         <w:t xml:space="preserve">.</w:t>
@@ -701,7 +1018,7 @@
         <w:t xml:space="preserve">1</w:t>
       </w:r>
       <w:r>
-        <w:t xml:space="preserve">5 (пятнадцать) процентов от цены Договора</w:t>
+        <w:t xml:space="preserve">0 (десять) процентов от цены Договора</w:t>
       </w:r>
       <w:r>
         <w:t xml:space="preserve">.</w:t>
@@ -715,10 +1032,10 @@
         <w:rPr>
           <w:b/>
         </w:rPr>
-        <w:t xml:space="preserve">в течение 2</w:t>
-      </w:r>
-      <w:r>
-        <w:t xml:space="preserve">0 (Двадцати) банковских дней с момента выставления счета</w:t>
+        <w:t xml:space="preserve">в течение 1</w:t>
+      </w:r>
+      <w:r>
+        <w:t xml:space="preserve">2 месяцев со дня предъявления требования</w:t>
       </w:r>
       <w:r>
         <w:t xml:space="preserve">.</w:t>
@@ -732,10 +1049,10 @@
         <w:rPr>
           <w:b/>
         </w:rPr>
-        <w:t xml:space="preserve">6/1</w:t>
-      </w:r>
-      <w:r>
-        <w:t xml:space="preserve">3</w:t>
+        <w:t xml:space="preserve">9/1</w:t>
+      </w:r>
+      <w:r>
+        <w:t xml:space="preserve">9</w:t>
       </w:r>
       <w:r>
         <w:t xml:space="preserve">.</w:t>
@@ -769,7 +1086,7 @@
           </w:tcPr>
           <w:p>
             <w:r>
-              <w:t xml:space="preserve">не более 65 4</w:t>
+              <w:t xml:space="preserve">не более 67 3</w:t>
             </w:r>
           </w:p>
         </w:tc>
@@ -779,7 +1096,7 @@
           </w:tcPr>
           <w:p>
             <w:r>
-              <w:t xml:space="preserve">00 000 (Шестидесяти пяти миллионов четырёхсот тысяч) рублей 0 коп.</w:t>
+              <w:t xml:space="preserve">00 000 (Шестидесяти семи миллионов трёхсот тысяч) рублей 5 коп.</w:t>
             </w:r>
           </w:p>
         </w:tc>
@@ -837,7 +1154,7 @@
               <w:t xml:space="preserve">Адрес регистрации: </w:t>
             </w:r>
             <w:r>
-              <w:t xml:space="preserve">190000, г. Санкт-Петербург, пер. Ленина, д. 29, кв. 178</w:t>
+              <w:t xml:space="preserve">141300, г. Сергиев Посад, проезд Космонавтов, д. 15, кв. 159</w:t>
             </w:r>
           </w:p>
           <w:p>
@@ -876,7 +1193,7 @@
               <w:t xml:space="preserve">Тел.: </w:t>
             </w:r>
             <w:r>
-              <w:t xml:space="preserve">+7 (383) 774-46-12</w:t>
+              <w:t xml:space="preserve">+7 (812) 249-36-80</w:t>
             </w:r>
           </w:p>
           <w:p>
@@ -884,7 +1201,7 @@
               <w:t xml:space="preserve">E-mail: </w:t>
             </w:r>
             <w:r>
-              <w:t xml:space="preserve">ivanov@romashka.ru</w:t>
+              <w:t xml:space="preserve">ivanov@list.ru</w:t>
             </w:r>
           </w:p>
           <w:p/>
@@ -922,7 +1239,7 @@
               <w:t xml:space="preserve">Адрес регистрации: </w:t>
             </w:r>
             <w:r>
-              <w:t xml:space="preserve">190000, г. Санкт-Петербург, пер. Гагарина, д. 80, кв. 128</w:t>
+              <w:t xml:space="preserve">620014, г. Екатеринбург, наб. Ленинградская, д. 34, кв. 185</w:t>
             </w:r>
           </w:p>
           <w:p>
@@ -961,7 +1278,7 @@
               <w:t xml:space="preserve">Тел.: </w:t>
             </w:r>
             <w:r>
-              <w:t xml:space="preserve">+7 (495) 146-34-64</w:t>
+              <w:t xml:space="preserve">+7 (812) 722-20-94</w:t>
             </w:r>
           </w:p>
           <w:p>
@@ -969,7 +1286,7 @@
               <w:t xml:space="preserve">E-mail: </w:t>
             </w:r>
             <w:r>
-              <w:t xml:space="preserve">novikova@sibtrans.ru</w:t>
+              <w:t xml:space="preserve">novikova@list.ru</w:t>
             </w:r>
           </w:p>
           <w:p/>

--- a/tests/corpus_v2/docs/supply_0010.docx
+++ b/tests/corpus_v2/docs/supply_0010.docx
@@ -1102,6 +1102,37 @@
         </w:tc>
       </w:tr>
     </w:tbl>
+    <w:p/>
+    <w:p>
+      <w:r>
+        <w:rPr>
+          <w:b/>
+        </w:rPr>
+        <w:t xml:space="preserve">6. ОСОБЫЕ УСЛОВИЯ ОТДЕЛЬНЫХ ВИДОВ ДАННЫХ</w:t>
+      </w:r>
+    </w:p>
+    <w:p>
+      <w:r>
+        <w:t xml:space="preserve">6.1. Полномочия представителя подтверждены доверенностью, реестровый номер </w:t>
+      </w:r>
+      <w:r>
+        <w:t xml:space="preserve">16/89-н/16-2024-3-215</w:t>
+      </w:r>
+      <w:r>
+        <w:t xml:space="preserve">.</w:t>
+      </w:r>
+    </w:p>
+    <w:p>
+      <w:r>
+        <w:t xml:space="preserve">6.2. Для сопоставления в учёте указывается: </w:t>
+      </w:r>
+      <w:r>
+        <w:t xml:space="preserve">ГОСТ Р 52044-2003</w:t>
+      </w:r>
+      <w:r>
+        <w:t xml:space="preserve">.</w:t>
+      </w:r>
+    </w:p>
     <w:p/>
     <w:p>
       <w:r>

--- a/tests/corpus_v2/docs/supply_0010.docx
+++ b/tests/corpus_v2/docs/supply_0010.docx
@@ -1113,21 +1113,87 @@
     </w:p>
     <w:p>
       <w:r>
-        <w:t xml:space="preserve">6.1. Полномочия представителя подтверждены доверенностью, реестровый номер </w:t>
-      </w:r>
-      <w:r>
-        <w:t xml:space="preserve">16/89-н/16-2024-3-215</w:t>
-      </w:r>
-      <w:r>
-        <w:t xml:space="preserve">.</w:t>
-      </w:r>
-    </w:p>
-    <w:p>
-      <w:r>
-        <w:t xml:space="preserve">6.2. Для сопоставления в учёте указывается: </w:t>
-      </w:r>
-      <w:r>
-        <w:t xml:space="preserve">ГОСТ Р 52044-2003</w:t>
+        <w:t xml:space="preserve">6.1. Работы выполняются на основании ранее заключённого Договора № </w:t>
+      </w:r>
+      <w:r>
+        <w:t xml:space="preserve">17595/001-сс</w:t>
+      </w:r>
+      <w:r>
+        <w:t xml:space="preserve"> между теми же сторонами.</w:t>
+      </w:r>
+    </w:p>
+    <w:p>
+      <w:r>
+        <w:t xml:space="preserve">6.2. Первичные документы: </w:t>
+      </w:r>
+      <w:r>
+        <w:t xml:space="preserve">счёт-фактура выставлена без ссылки на номер</w:t>
+      </w:r>
+      <w:r>
+        <w:t xml:space="preserve">.</w:t>
+      </w:r>
+    </w:p>
+    <w:p>
+      <w:r>
+        <w:t xml:space="preserve">6.3. Запись о лицензии внесена в реестр за регистрационным номером </w:t>
+      </w:r>
+      <w:r>
+        <w:t xml:space="preserve">144625873</w:t>
+      </w:r>
+      <w:r>
+        <w:t xml:space="preserve">.</w:t>
+      </w:r>
+    </w:p>
+    <w:p>
+      <w:r>
+        <w:t xml:space="preserve">6.4. Внутренний учёт ведётся отдельно: </w:t>
+      </w:r>
+      <w:r>
+        <w:t xml:space="preserve">номер заявки 987654321</w:t>
+      </w:r>
+      <w:r>
+        <w:t xml:space="preserve">.</w:t>
+      </w:r>
+    </w:p>
+    <w:p>
+      <w:r>
+        <w:t xml:space="preserve">6.5. Полномочия представителя подтверждены доверенностью, реестровый номер </w:t>
+      </w:r>
+      <w:r>
+        <w:t xml:space="preserve">50/121-н/50-2023-4-88</w:t>
+      </w:r>
+      <w:r>
+        <w:t xml:space="preserve">.</w:t>
+      </w:r>
+    </w:p>
+    <w:p>
+      <w:r>
+        <w:t xml:space="preserve">6.6. Для сопоставления в учёте указывается: </w:t>
+      </w:r>
+      <w:r>
+        <w:t xml:space="preserve">срок действия 12/2024-06/2025</w:t>
+      </w:r>
+      <w:r>
+        <w:t xml:space="preserve">.</w:t>
+      </w:r>
+    </w:p>
+    <w:p>
+      <w:r>
+        <w:t xml:space="preserve">6.7. Решение принято большинством в </w:t>
+      </w:r>
+      <w:r>
+        <w:t xml:space="preserve">25,5 % голосов от общего числа</w:t>
+      </w:r>
+      <w:r>
+        <w:t xml:space="preserve"> от общего числа голосов членов совета директоров.</w:t>
+      </w:r>
+    </w:p>
+    <w:p>
+      <w:r>
+        <w:t xml:space="preserve">6.8. Кворум определяется уставом: </w:t>
+      </w:r>
+      <w:r>
+        <w:t xml:space="preserve">большинством голосов присутствующих участников</w:t>
       </w:r>
       <w:r>
         <w:t xml:space="preserve">.</w:t>

--- a/tests/corpus_v2/docs/supply_0010.docx
+++ b/tests/corpus_v2/docs/supply_0010.docx
@@ -1113,10 +1113,32 @@
     </w:p>
     <w:p>
       <w:r>
-        <w:t xml:space="preserve">6.1. Работы выполняются на основании ранее заключённого Договора № </w:t>
-      </w:r>
-      <w:r>
-        <w:t xml:space="preserve">17595/001-сс</w:t>
+        <w:t xml:space="preserve">6.1. Стороны ранее заключили </w:t>
+      </w:r>
+      <w:r>
+        <w:t xml:space="preserve">договор подряда</w:t>
+      </w:r>
+      <w:r>
+        <w:t xml:space="preserve"> на сопоставимых условиях.</w:t>
+      </w:r>
+    </w:p>
+    <w:p>
+      <w:r>
+        <w:t xml:space="preserve">6.2. Прочие условия: </w:t>
+      </w:r>
+      <w:r>
+        <w:t xml:space="preserve">реквизиты первичных документов приведены в приложении</w:t>
+      </w:r>
+      <w:r>
+        <w:t xml:space="preserve">.</w:t>
+      </w:r>
+    </w:p>
+    <w:p>
+      <w:r>
+        <w:t xml:space="preserve">6.3. Работы выполняются на основании ранее заключённого Договора № </w:t>
+      </w:r>
+      <w:r>
+        <w:t xml:space="preserve">118/2024-А</w:t>
       </w:r>
       <w:r>
         <w:t xml:space="preserve"> между теми же сторонами.</w:t>
@@ -1124,29 +1146,73 @@
     </w:p>
     <w:p>
       <w:r>
-        <w:t xml:space="preserve">6.2. Первичные документы: </w:t>
-      </w:r>
-      <w:r>
-        <w:t xml:space="preserve">счёт-фактура выставлена без ссылки на номер</w:t>
-      </w:r>
-      <w:r>
-        <w:t xml:space="preserve">.</w:t>
-      </w:r>
-    </w:p>
-    <w:p>
-      <w:r>
-        <w:t xml:space="preserve">6.3. Запись о лицензии внесена в реестр за регистрационным номером </w:t>
-      </w:r>
-      <w:r>
-        <w:t xml:space="preserve">144625873</w:t>
-      </w:r>
-      <w:r>
-        <w:t xml:space="preserve">.</w:t>
-      </w:r>
-    </w:p>
-    <w:p>
-      <w:r>
-        <w:t xml:space="preserve">6.4. Внутренний учёт ведётся отдельно: </w:t>
+        <w:t xml:space="preserve">6.4. Первичные документы: </w:t>
+      </w:r>
+      <w:r>
+        <w:t xml:space="preserve">лицензия Л035-01298-77/00123456 Рособрнадзора</w:t>
+      </w:r>
+      <w:r>
+        <w:t xml:space="preserve">.</w:t>
+      </w:r>
+    </w:p>
+    <w:p>
+      <w:r>
+        <w:t xml:space="preserve">6.5. Паспорт гражданина Российской Федерации выдан </w:t>
+      </w:r>
+      <w:r>
+        <w:t xml:space="preserve">Отделением по вопросам миграции ОМВД России по Кировскому району</w:t>
+      </w:r>
+      <w:r>
+        <w:t xml:space="preserve">, паспорт предъявлен при подписании.</w:t>
+      </w:r>
+    </w:p>
+    <w:p>
+      <w:r>
+        <w:t xml:space="preserve">6.6. Сопутствующие сведения: </w:t>
+      </w:r>
+      <w:r>
+        <w:t xml:space="preserve">паспорт выдан, реквизиты приведены в приложении</w:t>
+      </w:r>
+      <w:r>
+        <w:t xml:space="preserve">.</w:t>
+      </w:r>
+    </w:p>
+    <w:p>
+      <w:r>
+        <w:t xml:space="preserve">6.7. Запись о государственной регистрации внесена регистрирующим органом: </w:t>
+      </w:r>
+      <w:r>
+        <w:t xml:space="preserve">ИФНС России по г. Наро-Фоминску Московской области</w:t>
+      </w:r>
+      <w:r>
+        <w:t xml:space="preserve">.</w:t>
+      </w:r>
+    </w:p>
+    <w:p>
+      <w:r>
+        <w:t xml:space="preserve">6.8. Общие сведения о регистрации: </w:t>
+      </w:r>
+      <w:r>
+        <w:t xml:space="preserve">сведения о юридическом лице содержатся в ЕГРЮЛ</w:t>
+      </w:r>
+      <w:r>
+        <w:t xml:space="preserve">.</w:t>
+      </w:r>
+    </w:p>
+    <w:p>
+      <w:r>
+        <w:t xml:space="preserve">6.9. Запись о лицензии внесена в реестр за регистрационным номером </w:t>
+      </w:r>
+      <w:r>
+        <w:t xml:space="preserve">268530417</w:t>
+      </w:r>
+      <w:r>
+        <w:t xml:space="preserve">.</w:t>
+      </w:r>
+    </w:p>
+    <w:p>
+      <w:r>
+        <w:t xml:space="preserve">6.10. Внутренний учёт ведётся отдельно: </w:t>
       </w:r>
       <w:r>
         <w:t xml:space="preserve">номер заявки 987654321</w:t>
@@ -1157,32 +1223,32 @@
     </w:p>
     <w:p>
       <w:r>
-        <w:t xml:space="preserve">6.5. Полномочия представителя подтверждены доверенностью, реестровый номер </w:t>
-      </w:r>
-      <w:r>
-        <w:t xml:space="preserve">50/121-н/50-2023-4-88</w:t>
-      </w:r>
-      <w:r>
-        <w:t xml:space="preserve">.</w:t>
-      </w:r>
-    </w:p>
-    <w:p>
-      <w:r>
-        <w:t xml:space="preserve">6.6. Для сопоставления в учёте указывается: </w:t>
-      </w:r>
-      <w:r>
-        <w:t xml:space="preserve">срок действия 12/2024-06/2025</w:t>
-      </w:r>
-      <w:r>
-        <w:t xml:space="preserve">.</w:t>
-      </w:r>
-    </w:p>
-    <w:p>
-      <w:r>
-        <w:t xml:space="preserve">6.7. Решение принято большинством в </w:t>
-      </w:r>
-      <w:r>
-        <w:t xml:space="preserve">25,5 % голосов от общего числа</w:t>
+        <w:t xml:space="preserve">6.11. Полномочия представителя подтверждены доверенностью, реестровый номер </w:t>
+      </w:r>
+      <w:r>
+        <w:t xml:space="preserve">16/89-н/16-2024-3-215</w:t>
+      </w:r>
+      <w:r>
+        <w:t xml:space="preserve">.</w:t>
+      </w:r>
+    </w:p>
+    <w:p>
+      <w:r>
+        <w:t xml:space="preserve">6.12. Для сопоставления в учёте указывается: </w:t>
+      </w:r>
+      <w:r>
+        <w:t xml:space="preserve">пп. 4/5-1 и 7/2-3 Правил страхования</w:t>
+      </w:r>
+      <w:r>
+        <w:t xml:space="preserve">.</w:t>
+      </w:r>
+    </w:p>
+    <w:p>
+      <w:r>
+        <w:t xml:space="preserve">6.13. Решение принято большинством в </w:t>
+      </w:r>
+      <w:r>
+        <w:t xml:space="preserve">75 % голосов</w:t>
       </w:r>
       <w:r>
         <w:t xml:space="preserve"> от общего числа голосов членов совета директоров.</w:t>
@@ -1190,7 +1256,7 @@
     </w:p>
     <w:p>
       <w:r>
-        <w:t xml:space="preserve">6.8. Кворум определяется уставом: </w:t>
+        <w:t xml:space="preserve">6.14. Кворум определяется уставом: </w:t>
       </w:r>
       <w:r>
         <w:t xml:space="preserve">большинством голосов присутствующих участников</w:t>
